--- a/kyrsach/MongoDB-ИВТм-25-КувыкинНД-кр.docx
+++ b/kyrsach/MongoDB-ИВТм-25-КувыкинНД-кр.docx
@@ -2917,14 +2917,25 @@
         </w:rPr>
         <w:t xml:space="preserve">Подпись студента ____________________ / </w:t>
       </w:r>
-      <w:r>
-        <w:rPr>
-          <w:rFonts w:eastAsia="Times New Roman"/>
-          <w:color w:val="000000" w:themeColor="text1"/>
-          <w:sz w:val="24"/>
-          <w:szCs w:val="24"/>
-        </w:rPr>
-        <w:t>Н.Д Кувыкин</w:t>
+      <w:proofErr w:type="gramStart"/>
+      <w:r>
+        <w:rPr>
+          <w:rFonts w:eastAsia="Times New Roman"/>
+          <w:color w:val="000000" w:themeColor="text1"/>
+          <w:sz w:val="24"/>
+          <w:szCs w:val="24"/>
+        </w:rPr>
+        <w:t>Н.Д</w:t>
+      </w:r>
+      <w:proofErr w:type="gramEnd"/>
+      <w:r>
+        <w:rPr>
+          <w:rFonts w:eastAsia="Times New Roman"/>
+          <w:color w:val="000000" w:themeColor="text1"/>
+          <w:sz w:val="24"/>
+          <w:szCs w:val="24"/>
+        </w:rPr>
+        <w:t xml:space="preserve"> Кувыкин</w:t>
       </w:r>
       <w:r>
         <w:rPr>
@@ -3305,13 +3316,23 @@
           </mc:Fallback>
         </mc:AlternateContent>
       </w:r>
+      <w:proofErr w:type="gramStart"/>
       <w:r>
         <w:rPr>
           <w:color w:val="000000" w:themeColor="text1"/>
           <w:szCs w:val="28"/>
           <w:shd w:val="clear" w:color="auto" w:fill="FFFFFF"/>
         </w:rPr>
-        <w:t xml:space="preserve">Цель данной работы это научиться устанавливать и запускать </w:t>
+        <w:t>Цель данной работы это</w:t>
+      </w:r>
+      <w:proofErr w:type="gramEnd"/>
+      <w:r>
+        <w:rPr>
+          <w:color w:val="000000" w:themeColor="text1"/>
+          <w:szCs w:val="28"/>
+          <w:shd w:val="clear" w:color="auto" w:fill="FFFFFF"/>
+        </w:rPr>
+        <w:t xml:space="preserve"> научиться устанавливать и запускать </w:t>
       </w:r>
       <w:r>
         <w:rPr>
@@ -3970,16 +3991,20 @@
                 <w:noProof/>
                 <w:webHidden/>
               </w:rPr>
-              <w:fldChar w:fldCharType="separate"/>
             </w:r>
             <w:r>
               <w:rPr>
-                <w:b/>
-                <w:bCs/>
                 <w:noProof/>
                 <w:webHidden/>
               </w:rPr>
-              <w:t>Ошибка! Закладка не определена.</w:t>
+              <w:fldChar w:fldCharType="separate"/>
+            </w:r>
+            <w:r>
+              <w:rPr>
+                <w:noProof/>
+                <w:webHidden/>
+              </w:rPr>
+              <w:t>15</w:t>
             </w:r>
             <w:r>
               <w:rPr>
@@ -4050,16 +4075,20 @@
                 <w:noProof/>
                 <w:webHidden/>
               </w:rPr>
-              <w:fldChar w:fldCharType="separate"/>
             </w:r>
             <w:r>
               <w:rPr>
-                <w:b/>
-                <w:bCs/>
                 <w:noProof/>
                 <w:webHidden/>
               </w:rPr>
-              <w:t>Ошибка! Закладка не определена.</w:t>
+              <w:fldChar w:fldCharType="separate"/>
+            </w:r>
+            <w:r>
+              <w:rPr>
+                <w:noProof/>
+                <w:webHidden/>
+              </w:rPr>
+              <w:t>17</w:t>
             </w:r>
             <w:r>
               <w:rPr>
@@ -4117,16 +4146,20 @@
                 <w:noProof/>
                 <w:webHidden/>
               </w:rPr>
-              <w:fldChar w:fldCharType="separate"/>
             </w:r>
             <w:r>
               <w:rPr>
-                <w:b/>
-                <w:bCs/>
                 <w:noProof/>
                 <w:webHidden/>
               </w:rPr>
-              <w:t>Ошибка! Закладка не определена.</w:t>
+              <w:fldChar w:fldCharType="separate"/>
+            </w:r>
+            <w:r>
+              <w:rPr>
+                <w:noProof/>
+                <w:webHidden/>
+              </w:rPr>
+              <w:t>25</w:t>
             </w:r>
             <w:r>
               <w:rPr>
@@ -4184,16 +4217,20 @@
                 <w:noProof/>
                 <w:webHidden/>
               </w:rPr>
-              <w:fldChar w:fldCharType="separate"/>
             </w:r>
             <w:r>
               <w:rPr>
-                <w:b/>
-                <w:bCs/>
                 <w:noProof/>
                 <w:webHidden/>
               </w:rPr>
-              <w:t>Ошибка! Закладка не определена.</w:t>
+              <w:fldChar w:fldCharType="separate"/>
+            </w:r>
+            <w:r>
+              <w:rPr>
+                <w:noProof/>
+                <w:webHidden/>
+              </w:rPr>
+              <w:t>26</w:t>
             </w:r>
             <w:r>
               <w:rPr>
@@ -5124,6 +5161,26 @@
       </w:r>
     </w:p>
     <w:p>
+      <w:r>
+        <w:lastRenderedPageBreak/>
+        <w:t xml:space="preserve">Базы MongoDB могут работать сразу на нескольких серверах: сегментирование позволяет распределять нагрузку, а репликация </w:t>
+      </w:r>
+      <w:r>
+        <w:sym w:font="Symbol" w:char="F02D"/>
+      </w:r>
+      <w:r>
+        <w:t xml:space="preserve"> создавать копии. Поэтому система работает быстро и без перебоев.</w:t>
+      </w:r>
+      <w:r>
+        <w:t xml:space="preserve"> </w:t>
+      </w:r>
+    </w:p>
+    <w:p>
+      <w:r>
+        <w:t>Недостатки:</w:t>
+      </w:r>
+    </w:p>
+    <w:p>
       <w:pPr>
         <w:pStyle w:val="a7"/>
         <w:numPr>
@@ -5136,14 +5193,7 @@
         <w:ind w:left="0" w:firstLine="709"/>
       </w:pPr>
       <w:r>
-        <w:lastRenderedPageBreak/>
-        <w:t xml:space="preserve">Базы MongoDB могут работать сразу на нескольких серверах: сегментирование позволяет распределять нагрузку, а репликация </w:t>
-      </w:r>
-      <w:r>
-        <w:sym w:font="Symbol" w:char="F02D"/>
-      </w:r>
-      <w:r>
-        <w:t xml:space="preserve"> создавать копии. Поэтому система работает быстро и без перебоев.</w:t>
+        <w:t>В базах нет хранимых процедур, триггеров и внешних ключей, поэтому невозможно полностью автоматизировать работу.</w:t>
       </w:r>
     </w:p>
     <w:p>
@@ -7541,13 +7591,13 @@
         <w:gridCol w:w="496"/>
         <w:gridCol w:w="2886"/>
         <w:gridCol w:w="15"/>
-        <w:gridCol w:w="5948"/>
-        <w:gridCol w:w="210"/>
+        <w:gridCol w:w="6096"/>
+        <w:gridCol w:w="62"/>
       </w:tblGrid>
       <w:tr>
         <w:trPr>
           <w:gridAfter w:val="1"/>
-          <w:wAfter w:w="210" w:type="dxa"/>
+          <w:wAfter w:w="62" w:type="dxa"/>
         </w:trPr>
         <w:tc>
           <w:tcPr>
@@ -7577,7 +7627,7 @@
         </w:tc>
         <w:tc>
           <w:tcPr>
-            <w:tcW w:w="5963" w:type="dxa"/>
+            <w:tcW w:w="6111" w:type="dxa"/>
             <w:gridSpan w:val="2"/>
           </w:tcPr>
           <w:p>
@@ -7593,7 +7643,7 @@
       <w:tr>
         <w:trPr>
           <w:gridAfter w:val="1"/>
-          <w:wAfter w:w="210" w:type="dxa"/>
+          <w:wAfter w:w="62" w:type="dxa"/>
         </w:trPr>
         <w:tc>
           <w:tcPr>
@@ -7629,7 +7679,7 @@
         </w:tc>
         <w:tc>
           <w:tcPr>
-            <w:tcW w:w="5963" w:type="dxa"/>
+            <w:tcW w:w="6111" w:type="dxa"/>
             <w:gridSpan w:val="2"/>
           </w:tcPr>
           <w:p>
@@ -7657,7 +7707,7 @@
       <w:tr>
         <w:trPr>
           <w:gridAfter w:val="1"/>
-          <w:wAfter w:w="210" w:type="dxa"/>
+          <w:wAfter w:w="62" w:type="dxa"/>
         </w:trPr>
         <w:tc>
           <w:tcPr>
@@ -7693,7 +7743,7 @@
         </w:tc>
         <w:tc>
           <w:tcPr>
-            <w:tcW w:w="5963" w:type="dxa"/>
+            <w:tcW w:w="6111" w:type="dxa"/>
             <w:gridSpan w:val="2"/>
           </w:tcPr>
           <w:p>
@@ -7709,7 +7759,7 @@
       <w:tr>
         <w:trPr>
           <w:gridAfter w:val="1"/>
-          <w:wAfter w:w="210" w:type="dxa"/>
+          <w:wAfter w:w="62" w:type="dxa"/>
         </w:trPr>
         <w:tc>
           <w:tcPr>
@@ -7742,7 +7792,7 @@
         </w:tc>
         <w:tc>
           <w:tcPr>
-            <w:tcW w:w="5963" w:type="dxa"/>
+            <w:tcW w:w="6111" w:type="dxa"/>
             <w:gridSpan w:val="2"/>
           </w:tcPr>
           <w:p>
@@ -7758,7 +7808,7 @@
       <w:tr>
         <w:trPr>
           <w:gridAfter w:val="1"/>
-          <w:wAfter w:w="210" w:type="dxa"/>
+          <w:wAfter w:w="62" w:type="dxa"/>
         </w:trPr>
         <w:tc>
           <w:tcPr>
@@ -7794,7 +7844,7 @@
         </w:tc>
         <w:tc>
           <w:tcPr>
-            <w:tcW w:w="5963" w:type="dxa"/>
+            <w:tcW w:w="6111" w:type="dxa"/>
             <w:gridSpan w:val="2"/>
           </w:tcPr>
           <w:p>
@@ -7810,7 +7860,7 @@
       <w:tr>
         <w:trPr>
           <w:gridAfter w:val="1"/>
-          <w:wAfter w:w="210" w:type="dxa"/>
+          <w:wAfter w:w="62" w:type="dxa"/>
         </w:trPr>
         <w:tc>
           <w:tcPr>
@@ -7846,7 +7896,7 @@
         </w:tc>
         <w:tc>
           <w:tcPr>
-            <w:tcW w:w="5963" w:type="dxa"/>
+            <w:tcW w:w="6111" w:type="dxa"/>
             <w:gridSpan w:val="2"/>
           </w:tcPr>
           <w:p>
@@ -7862,7 +7912,7 @@
       <w:tr>
         <w:trPr>
           <w:gridAfter w:val="1"/>
-          <w:wAfter w:w="210" w:type="dxa"/>
+          <w:wAfter w:w="62" w:type="dxa"/>
         </w:trPr>
         <w:tc>
           <w:tcPr>
@@ -7898,7 +7948,7 @@
         </w:tc>
         <w:tc>
           <w:tcPr>
-            <w:tcW w:w="5963" w:type="dxa"/>
+            <w:tcW w:w="6111" w:type="dxa"/>
             <w:gridSpan w:val="2"/>
           </w:tcPr>
           <w:p>
@@ -7914,7 +7964,7 @@
       <w:tr>
         <w:trPr>
           <w:gridAfter w:val="1"/>
-          <w:wAfter w:w="210" w:type="dxa"/>
+          <w:wAfter w:w="62" w:type="dxa"/>
         </w:trPr>
         <w:tc>
           <w:tcPr>
@@ -7950,7 +8000,7 @@
         </w:tc>
         <w:tc>
           <w:tcPr>
-            <w:tcW w:w="5963" w:type="dxa"/>
+            <w:tcW w:w="6111" w:type="dxa"/>
             <w:gridSpan w:val="2"/>
           </w:tcPr>
           <w:p>
@@ -7969,7 +8019,7 @@
       <w:tr>
         <w:trPr>
           <w:gridAfter w:val="1"/>
-          <w:wAfter w:w="210" w:type="dxa"/>
+          <w:wAfter w:w="62" w:type="dxa"/>
         </w:trPr>
         <w:tc>
           <w:tcPr>
@@ -8011,7 +8061,7 @@
         </w:tc>
         <w:tc>
           <w:tcPr>
-            <w:tcW w:w="5963" w:type="dxa"/>
+            <w:tcW w:w="6111" w:type="dxa"/>
             <w:gridSpan w:val="2"/>
           </w:tcPr>
           <w:p>
@@ -8027,7 +8077,7 @@
       <w:tr>
         <w:trPr>
           <w:gridAfter w:val="1"/>
-          <w:wAfter w:w="210" w:type="dxa"/>
+          <w:wAfter w:w="62" w:type="dxa"/>
         </w:trPr>
         <w:tc>
           <w:tcPr>
@@ -8069,7 +8119,7 @@
         </w:tc>
         <w:tc>
           <w:tcPr>
-            <w:tcW w:w="5963" w:type="dxa"/>
+            <w:tcW w:w="6111" w:type="dxa"/>
             <w:gridSpan w:val="2"/>
           </w:tcPr>
           <w:p>
@@ -8085,7 +8135,7 @@
       <w:tr>
         <w:trPr>
           <w:gridAfter w:val="1"/>
-          <w:wAfter w:w="210" w:type="dxa"/>
+          <w:wAfter w:w="62" w:type="dxa"/>
         </w:trPr>
         <w:tc>
           <w:tcPr>
@@ -8127,7 +8177,7 @@
         </w:tc>
         <w:tc>
           <w:tcPr>
-            <w:tcW w:w="5963" w:type="dxa"/>
+            <w:tcW w:w="6111" w:type="dxa"/>
             <w:gridSpan w:val="2"/>
           </w:tcPr>
           <w:p>
@@ -8143,7 +8193,7 @@
       <w:tr>
         <w:trPr>
           <w:gridAfter w:val="1"/>
-          <w:wAfter w:w="210" w:type="dxa"/>
+          <w:wAfter w:w="62" w:type="dxa"/>
         </w:trPr>
         <w:tc>
           <w:tcPr>
@@ -8179,7 +8229,7 @@
         </w:tc>
         <w:tc>
           <w:tcPr>
-            <w:tcW w:w="5963" w:type="dxa"/>
+            <w:tcW w:w="6111" w:type="dxa"/>
             <w:gridSpan w:val="2"/>
           </w:tcPr>
           <w:p>
@@ -8195,7 +8245,7 @@
       <w:tr>
         <w:trPr>
           <w:gridAfter w:val="1"/>
-          <w:wAfter w:w="210" w:type="dxa"/>
+          <w:wAfter w:w="62" w:type="dxa"/>
         </w:trPr>
         <w:tc>
           <w:tcPr>
@@ -8231,7 +8281,7 @@
         </w:tc>
         <w:tc>
           <w:tcPr>
-            <w:tcW w:w="5963" w:type="dxa"/>
+            <w:tcW w:w="6111" w:type="dxa"/>
             <w:gridSpan w:val="2"/>
           </w:tcPr>
           <w:p>
@@ -8247,7 +8297,7 @@
       <w:tr>
         <w:trPr>
           <w:gridAfter w:val="1"/>
-          <w:wAfter w:w="210" w:type="dxa"/>
+          <w:wAfter w:w="62" w:type="dxa"/>
         </w:trPr>
         <w:tc>
           <w:tcPr>
@@ -8283,7 +8333,7 @@
         </w:tc>
         <w:tc>
           <w:tcPr>
-            <w:tcW w:w="5963" w:type="dxa"/>
+            <w:tcW w:w="6111" w:type="dxa"/>
             <w:gridSpan w:val="2"/>
           </w:tcPr>
           <w:p>
@@ -8294,8 +8344,13 @@
               </w:rPr>
             </w:pPr>
             <w:r>
-              <w:t>Общая стоимость топлива(</w:t>
-            </w:r>
+              <w:t xml:space="preserve">Общая стоимость </w:t>
+            </w:r>
+            <w:proofErr w:type="gramStart"/>
+            <w:r>
+              <w:t>топлива(</w:t>
+            </w:r>
+            <w:proofErr w:type="gramEnd"/>
             <w:r>
               <w:rPr>
                 <w:lang w:val="en-US"/>
@@ -8308,7 +8363,7 @@
       <w:tr>
         <w:trPr>
           <w:gridAfter w:val="1"/>
-          <w:wAfter w:w="210" w:type="dxa"/>
+          <w:wAfter w:w="62" w:type="dxa"/>
         </w:trPr>
         <w:tc>
           <w:tcPr>
@@ -8350,7 +8405,7 @@
         </w:tc>
         <w:tc>
           <w:tcPr>
-            <w:tcW w:w="5963" w:type="dxa"/>
+            <w:tcW w:w="6111" w:type="dxa"/>
             <w:gridSpan w:val="2"/>
           </w:tcPr>
           <w:p>
@@ -8378,7 +8433,7 @@
       <w:tr>
         <w:trPr>
           <w:gridAfter w:val="1"/>
-          <w:wAfter w:w="210" w:type="dxa"/>
+          <w:wAfter w:w="62" w:type="dxa"/>
         </w:trPr>
         <w:tc>
           <w:tcPr>
@@ -8415,7 +8470,7 @@
         </w:tc>
         <w:tc>
           <w:tcPr>
-            <w:tcW w:w="5963" w:type="dxa"/>
+            <w:tcW w:w="6111" w:type="dxa"/>
             <w:gridSpan w:val="2"/>
           </w:tcPr>
           <w:p>
@@ -9049,9 +9104,18 @@
           <w:shd w:val="clear" w:color="auto" w:fill="FFFFFF"/>
         </w:rPr>
         <w:lastRenderedPageBreak/>
-        <w:t xml:space="preserve">4 </w:t>
+        <w:t>4</w:t>
       </w:r>
       <w:bookmarkStart w:id="10" w:name="_Toc229914317"/>
+      <w:r>
+        <w:rPr>
+          <w:b/>
+          <w:bCs/>
+          <w:color w:val="000000" w:themeColor="text1"/>
+          <w:shd w:val="clear" w:color="auto" w:fill="FFFFFF"/>
+        </w:rPr>
+        <w:tab/>
+      </w:r>
       <w:r>
         <w:rPr>
           <w:b/>
@@ -10424,7 +10488,15 @@
         <w:ind w:firstLine="0"/>
       </w:pPr>
       <w:r>
-        <w:t xml:space="preserve">Дальше отправим базе данных пару запросов для этого когда загрузим данные нажимаем в правом вехрнем углу кнопку </w:t>
+        <w:t xml:space="preserve">Дальше отправим базе данных пару запросов для </w:t>
+      </w:r>
+      <w:proofErr w:type="gramStart"/>
+      <w:r>
+        <w:t>этого</w:t>
+      </w:r>
+      <w:proofErr w:type="gramEnd"/>
+      <w:r>
+        <w:t xml:space="preserve"> когда загрузим данные нажимаем в правом вехрнем углу кнопку </w:t>
       </w:r>
       <w:r>
         <w:rPr>
@@ -10464,6 +10536,9 @@
         <w:jc w:val="center"/>
       </w:pPr>
       <w:r>
+        <w:rPr>
+          <w:noProof/>
+        </w:rPr>
         <w:lastRenderedPageBreak/>
         <w:drawing>
           <wp:inline distT="0" distB="0" distL="0" distR="0" wp14:anchorId="1114CAD1" wp14:editId="65B58020">
@@ -10687,6 +10762,7 @@
       <w:r>
         <w:rPr>
           <w:rStyle w:val="messagetext"/>
+          <w:noProof/>
           <w:color w:val="000000" w:themeColor="text1"/>
           <w:sz w:val="24"/>
           <w:szCs w:val="24"/>
@@ -10932,6 +11008,7 @@
       </w:pPr>
       <w:r>
         <w:rPr>
+          <w:noProof/>
           <w:lang w:val="en-US"/>
         </w:rPr>
         <w:drawing>
@@ -11119,10 +11196,7 @@
     <w:p/>
     <w:p>
       <w:r>
-        <w:t>Теперь все готова и можем приступать к проверке работы запросов к базе данны</w:t>
-      </w:r>
-      <w:r>
-        <w:t>х.</w:t>
+        <w:t>Теперь все готова и можем приступать к проверке работы запросов к базе данных.</w:t>
       </w:r>
     </w:p>
     <w:p>
@@ -11159,12 +11233,93 @@
           <w:szCs w:val="26"/>
         </w:rPr>
       </w:pPr>
-      <w:r>
-        <w:rPr>
-          <w:sz w:val="26"/>
-          <w:szCs w:val="26"/>
-        </w:rPr>
-        <w:t>db.Car_fuel_efficiency_benchmark.aggregate([</w:t>
+      <w:proofErr w:type="gramStart"/>
+      <w:r>
+        <w:rPr>
+          <w:sz w:val="26"/>
+          <w:szCs w:val="26"/>
+        </w:rPr>
+        <w:t>db</w:t>
+      </w:r>
+      <w:r>
+        <w:rPr>
+          <w:sz w:val="26"/>
+          <w:szCs w:val="26"/>
+        </w:rPr>
+        <w:t>.</w:t>
+      </w:r>
+      <w:r>
+        <w:rPr>
+          <w:sz w:val="26"/>
+          <w:szCs w:val="26"/>
+        </w:rPr>
+        <w:t>Car</w:t>
+      </w:r>
+      <w:proofErr w:type="gramEnd"/>
+      <w:r>
+        <w:rPr>
+          <w:sz w:val="26"/>
+          <w:szCs w:val="26"/>
+        </w:rPr>
+        <w:t>_</w:t>
+      </w:r>
+      <w:r>
+        <w:rPr>
+          <w:sz w:val="26"/>
+          <w:szCs w:val="26"/>
+        </w:rPr>
+        <w:t>fuel</w:t>
+      </w:r>
+      <w:r>
+        <w:rPr>
+          <w:sz w:val="26"/>
+          <w:szCs w:val="26"/>
+        </w:rPr>
+        <w:t>_</w:t>
+      </w:r>
+      <w:r>
+        <w:rPr>
+          <w:sz w:val="26"/>
+          <w:szCs w:val="26"/>
+        </w:rPr>
+        <w:t>efficiency</w:t>
+      </w:r>
+      <w:r>
+        <w:rPr>
+          <w:sz w:val="26"/>
+          <w:szCs w:val="26"/>
+        </w:rPr>
+        <w:t>_</w:t>
+      </w:r>
+      <w:proofErr w:type="gramStart"/>
+      <w:r>
+        <w:rPr>
+          <w:sz w:val="26"/>
+          <w:szCs w:val="26"/>
+        </w:rPr>
+        <w:t>benchmark</w:t>
+      </w:r>
+      <w:r>
+        <w:rPr>
+          <w:sz w:val="26"/>
+          <w:szCs w:val="26"/>
+        </w:rPr>
+        <w:t>.</w:t>
+      </w:r>
+      <w:r>
+        <w:rPr>
+          <w:sz w:val="26"/>
+          <w:szCs w:val="26"/>
+        </w:rPr>
+        <w:t>aggregate</w:t>
+      </w:r>
+      <w:proofErr w:type="gramEnd"/>
+      <w:r>
+        <w:rPr>
+          <w:sz w:val="26"/>
+          <w:szCs w:val="26"/>
+        </w:rPr>
+        <w:t>([</w:t>
       </w:r>
     </w:p>
     <w:p>
@@ -11180,7 +11335,21 @@
           <w:sz w:val="26"/>
           <w:szCs w:val="26"/>
         </w:rPr>
-        <w:t>  {</w:t>
+        <w:t> </w:t>
+      </w:r>
+      <w:r>
+        <w:rPr>
+          <w:sz w:val="26"/>
+          <w:szCs w:val="26"/>
+        </w:rPr>
+        <w:t xml:space="preserve"> </w:t>
+      </w:r>
+      <w:r>
+        <w:rPr>
+          <w:sz w:val="26"/>
+          <w:szCs w:val="26"/>
+        </w:rPr>
+        <w:t>{</w:t>
       </w:r>
     </w:p>
     <w:p>
@@ -11244,7 +11413,15 @@
           <w:sz w:val="26"/>
           <w:szCs w:val="26"/>
         </w:rPr>
-        <w:t xml:space="preserve">: { </w:t>
+        <w:t xml:space="preserve">: </w:t>
+      </w:r>
+      <w:proofErr w:type="gramStart"/>
+      <w:r>
+        <w:rPr>
+          <w:sz w:val="26"/>
+          <w:szCs w:val="26"/>
+        </w:rPr>
+        <w:t xml:space="preserve">{ </w:t>
       </w:r>
       <w:r>
         <w:rPr>
@@ -11253,15 +11430,9 @@
           <w:sz w:val="26"/>
           <w:szCs w:val="26"/>
         </w:rPr>
-        <w:t>vehicle_type</w:t>
-      </w:r>
-      <w:r>
-        <w:rPr>
-          <w:sz w:val="26"/>
-          <w:szCs w:val="26"/>
-        </w:rPr>
-        <w:t xml:space="preserve">: "$vehicle_type", </w:t>
-      </w:r>
+        <w:t>vehicle</w:t>
+      </w:r>
+      <w:proofErr w:type="gramEnd"/>
       <w:r>
         <w:rPr>
           <w:i/>
@@ -11269,30 +11440,14 @@
           <w:sz w:val="26"/>
           <w:szCs w:val="26"/>
         </w:rPr>
-        <w:t>fuel_type</w:t>
-      </w:r>
-      <w:r>
-        <w:rPr>
-          <w:sz w:val="26"/>
-          <w:szCs w:val="26"/>
-        </w:rPr>
-        <w:t>: "$fuel_type" },</w:t>
-      </w:r>
-    </w:p>
-    <w:p>
-      <w:pPr>
-        <w:pStyle w:val="Code"/>
-        <w:rPr>
-          <w:sz w:val="26"/>
-          <w:szCs w:val="26"/>
-        </w:rPr>
-      </w:pPr>
-      <w:r>
-        <w:rPr>
-          <w:sz w:val="26"/>
-          <w:szCs w:val="26"/>
-        </w:rPr>
-        <w:t xml:space="preserve">      </w:t>
+        <w:t>_type</w:t>
+      </w:r>
+      <w:r>
+        <w:rPr>
+          <w:sz w:val="26"/>
+          <w:szCs w:val="26"/>
+        </w:rPr>
+        <w:t xml:space="preserve">: "$vehicle_type", </w:t>
       </w:r>
       <w:r>
         <w:rPr>
@@ -11301,14 +11456,46 @@
           <w:sz w:val="26"/>
           <w:szCs w:val="26"/>
         </w:rPr>
-        <w:t>trips</w:t>
-      </w:r>
-      <w:r>
-        <w:rPr>
-          <w:sz w:val="26"/>
-          <w:szCs w:val="26"/>
-        </w:rPr>
-        <w:t xml:space="preserve">: { </w:t>
+        <w:t>fuel_type</w:t>
+      </w:r>
+      <w:r>
+        <w:rPr>
+          <w:sz w:val="26"/>
+          <w:szCs w:val="26"/>
+        </w:rPr>
+        <w:t>: "$fuel_type</w:t>
+      </w:r>
+      <w:proofErr w:type="gramStart"/>
+      <w:r>
+        <w:rPr>
+          <w:sz w:val="26"/>
+          <w:szCs w:val="26"/>
+        </w:rPr>
+        <w:t>" }</w:t>
+      </w:r>
+      <w:proofErr w:type="gramEnd"/>
+      <w:r>
+        <w:rPr>
+          <w:sz w:val="26"/>
+          <w:szCs w:val="26"/>
+        </w:rPr>
+        <w:t>,</w:t>
+      </w:r>
+    </w:p>
+    <w:p>
+      <w:pPr>
+        <w:pStyle w:val="Code"/>
+        <w:rPr>
+          <w:sz w:val="26"/>
+          <w:szCs w:val="26"/>
+        </w:rPr>
+      </w:pPr>
+      <w:r>
+        <w:rPr>
+          <w:sz w:val="26"/>
+          <w:szCs w:val="26"/>
+        </w:rPr>
+        <w:t xml:space="preserve">      </w:t>
       </w:r>
       <w:r>
         <w:rPr>
@@ -11317,30 +11504,22 @@
           <w:sz w:val="26"/>
           <w:szCs w:val="26"/>
         </w:rPr>
-        <w:t>$sum</w:t>
-      </w:r>
-      <w:r>
-        <w:rPr>
-          <w:sz w:val="26"/>
-          <w:szCs w:val="26"/>
-        </w:rPr>
-        <w:t>: 1 },</w:t>
-      </w:r>
-    </w:p>
-    <w:p>
-      <w:pPr>
-        <w:pStyle w:val="Code"/>
-        <w:rPr>
-          <w:sz w:val="26"/>
-          <w:szCs w:val="26"/>
-        </w:rPr>
-      </w:pPr>
-      <w:r>
-        <w:rPr>
-          <w:sz w:val="26"/>
-          <w:szCs w:val="26"/>
-        </w:rPr>
-        <w:t xml:space="preserve">      </w:t>
+        <w:t>trips</w:t>
+      </w:r>
+      <w:r>
+        <w:rPr>
+          <w:sz w:val="26"/>
+          <w:szCs w:val="26"/>
+        </w:rPr>
+        <w:t xml:space="preserve">: </w:t>
+      </w:r>
+      <w:proofErr w:type="gramStart"/>
+      <w:r>
+        <w:rPr>
+          <w:sz w:val="26"/>
+          <w:szCs w:val="26"/>
+        </w:rPr>
+        <w:t xml:space="preserve">{ </w:t>
       </w:r>
       <w:r>
         <w:rPr>
@@ -11349,15 +11528,9 @@
           <w:sz w:val="26"/>
           <w:szCs w:val="26"/>
         </w:rPr>
-        <w:t>avg_kmpl</w:t>
-      </w:r>
-      <w:r>
-        <w:rPr>
-          <w:sz w:val="26"/>
-          <w:szCs w:val="26"/>
-        </w:rPr>
-        <w:t xml:space="preserve">: { </w:t>
-      </w:r>
+        <w:t>$</w:t>
+      </w:r>
+      <w:proofErr w:type="gramEnd"/>
       <w:r>
         <w:rPr>
           <w:i/>
@@ -11365,14 +11538,30 @@
           <w:sz w:val="26"/>
           <w:szCs w:val="26"/>
         </w:rPr>
-        <w:t>$avg</w:t>
-      </w:r>
-      <w:r>
-        <w:rPr>
-          <w:sz w:val="26"/>
-          <w:szCs w:val="26"/>
-        </w:rPr>
-        <w:t>: "$actual_mileage_kmpl" },</w:t>
+        <w:t>sum</w:t>
+      </w:r>
+      <w:r>
+        <w:rPr>
+          <w:sz w:val="26"/>
+          <w:szCs w:val="26"/>
+        </w:rPr>
+        <w:t xml:space="preserve">: </w:t>
+      </w:r>
+      <w:proofErr w:type="gramStart"/>
+      <w:r>
+        <w:rPr>
+          <w:sz w:val="26"/>
+          <w:szCs w:val="26"/>
+        </w:rPr>
+        <w:t>1 }</w:t>
+      </w:r>
+      <w:proofErr w:type="gramEnd"/>
+      <w:r>
+        <w:rPr>
+          <w:sz w:val="26"/>
+          <w:szCs w:val="26"/>
+        </w:rPr>
+        <w:t>,</w:t>
       </w:r>
     </w:p>
     <w:p>
@@ -11397,14 +11586,22 @@
           <w:sz w:val="26"/>
           <w:szCs w:val="26"/>
         </w:rPr>
-        <w:t>avg_cost_per_km</w:t>
-      </w:r>
-      <w:r>
-        <w:rPr>
-          <w:sz w:val="26"/>
-          <w:szCs w:val="26"/>
-        </w:rPr>
-        <w:t xml:space="preserve">: { </w:t>
+        <w:t>avg_kmpl</w:t>
+      </w:r>
+      <w:r>
+        <w:rPr>
+          <w:sz w:val="26"/>
+          <w:szCs w:val="26"/>
+        </w:rPr>
+        <w:t xml:space="preserve">: </w:t>
+      </w:r>
+      <w:proofErr w:type="gramStart"/>
+      <w:r>
+        <w:rPr>
+          <w:sz w:val="26"/>
+          <w:szCs w:val="26"/>
+        </w:rPr>
+        <w:t xml:space="preserve">{ </w:t>
       </w:r>
       <w:r>
         <w:rPr>
@@ -11413,31 +11610,9 @@
           <w:sz w:val="26"/>
           <w:szCs w:val="26"/>
         </w:rPr>
-        <w:t>$avg</w:t>
-      </w:r>
-      <w:r>
-        <w:rPr>
-          <w:sz w:val="26"/>
-          <w:szCs w:val="26"/>
-        </w:rPr>
-        <w:t>: "$cost_per_km_usd" },</w:t>
-      </w:r>
-    </w:p>
-    <w:p>
-      <w:pPr>
-        <w:pStyle w:val="Code"/>
-        <w:rPr>
-          <w:sz w:val="26"/>
-          <w:szCs w:val="26"/>
-        </w:rPr>
-      </w:pPr>
-      <w:r>
-        <w:rPr>
-          <w:sz w:val="26"/>
-          <w:szCs w:val="26"/>
-        </w:rPr>
-        <w:t xml:space="preserve">      </w:t>
-      </w:r>
+        <w:t>$</w:t>
+      </w:r>
+      <w:proofErr w:type="gramEnd"/>
       <w:r>
         <w:rPr>
           <w:i/>
@@ -11445,14 +11620,46 @@
           <w:sz w:val="26"/>
           <w:szCs w:val="26"/>
         </w:rPr>
-        <w:t>total_fuel_L</w:t>
-      </w:r>
-      <w:r>
-        <w:rPr>
-          <w:sz w:val="26"/>
-          <w:szCs w:val="26"/>
-        </w:rPr>
-        <w:t xml:space="preserve">: { </w:t>
+        <w:t>avg</w:t>
+      </w:r>
+      <w:r>
+        <w:rPr>
+          <w:sz w:val="26"/>
+          <w:szCs w:val="26"/>
+        </w:rPr>
+        <w:t>: "$actual_mileage_kmpl</w:t>
+      </w:r>
+      <w:proofErr w:type="gramStart"/>
+      <w:r>
+        <w:rPr>
+          <w:sz w:val="26"/>
+          <w:szCs w:val="26"/>
+        </w:rPr>
+        <w:t>" }</w:t>
+      </w:r>
+      <w:proofErr w:type="gramEnd"/>
+      <w:r>
+        <w:rPr>
+          <w:sz w:val="26"/>
+          <w:szCs w:val="26"/>
+        </w:rPr>
+        <w:t>,</w:t>
+      </w:r>
+    </w:p>
+    <w:p>
+      <w:pPr>
+        <w:pStyle w:val="Code"/>
+        <w:rPr>
+          <w:sz w:val="26"/>
+          <w:szCs w:val="26"/>
+        </w:rPr>
+      </w:pPr>
+      <w:r>
+        <w:rPr>
+          <w:sz w:val="26"/>
+          <w:szCs w:val="26"/>
+        </w:rPr>
+        <w:t xml:space="preserve">      </w:t>
       </w:r>
       <w:r>
         <w:rPr>
@@ -11461,30 +11668,22 @@
           <w:sz w:val="26"/>
           <w:szCs w:val="26"/>
         </w:rPr>
-        <w:t>$sum</w:t>
-      </w:r>
-      <w:r>
-        <w:rPr>
-          <w:sz w:val="26"/>
-          <w:szCs w:val="26"/>
-        </w:rPr>
-        <w:t>: "$fuel_consumed_L" },</w:t>
-      </w:r>
-    </w:p>
-    <w:p>
-      <w:pPr>
-        <w:pStyle w:val="Code"/>
-        <w:rPr>
-          <w:sz w:val="26"/>
-          <w:szCs w:val="26"/>
-        </w:rPr>
-      </w:pPr>
-      <w:r>
-        <w:rPr>
-          <w:sz w:val="26"/>
-          <w:szCs w:val="26"/>
-        </w:rPr>
-        <w:t xml:space="preserve">      </w:t>
+        <w:t>avg_cost_per_km</w:t>
+      </w:r>
+      <w:r>
+        <w:rPr>
+          <w:sz w:val="26"/>
+          <w:szCs w:val="26"/>
+        </w:rPr>
+        <w:t xml:space="preserve">: </w:t>
+      </w:r>
+      <w:proofErr w:type="gramStart"/>
+      <w:r>
+        <w:rPr>
+          <w:sz w:val="26"/>
+          <w:szCs w:val="26"/>
+        </w:rPr>
+        <w:t xml:space="preserve">{ </w:t>
       </w:r>
       <w:r>
         <w:rPr>
@@ -11493,15 +11692,9 @@
           <w:sz w:val="26"/>
           <w:szCs w:val="26"/>
         </w:rPr>
-        <w:t>total_km</w:t>
-      </w:r>
-      <w:r>
-        <w:rPr>
-          <w:sz w:val="26"/>
-          <w:szCs w:val="26"/>
-        </w:rPr>
-        <w:t xml:space="preserve">: { </w:t>
-      </w:r>
+        <w:t>$</w:t>
+      </w:r>
+      <w:proofErr w:type="gramEnd"/>
       <w:r>
         <w:rPr>
           <w:i/>
@@ -11509,14 +11702,30 @@
           <w:sz w:val="26"/>
           <w:szCs w:val="26"/>
         </w:rPr>
-        <w:t>$sum</w:t>
-      </w:r>
-      <w:r>
-        <w:rPr>
-          <w:sz w:val="26"/>
-          <w:szCs w:val="26"/>
-        </w:rPr>
-        <w:t>: "$distance_km" }</w:t>
+        <w:t>avg</w:t>
+      </w:r>
+      <w:r>
+        <w:rPr>
+          <w:sz w:val="26"/>
+          <w:szCs w:val="26"/>
+        </w:rPr>
+        <w:t>: "$cost_per_km_usd</w:t>
+      </w:r>
+      <w:proofErr w:type="gramStart"/>
+      <w:r>
+        <w:rPr>
+          <w:sz w:val="26"/>
+          <w:szCs w:val="26"/>
+        </w:rPr>
+        <w:t>" }</w:t>
+      </w:r>
+      <w:proofErr w:type="gramEnd"/>
+      <w:r>
+        <w:rPr>
+          <w:sz w:val="26"/>
+          <w:szCs w:val="26"/>
+        </w:rPr>
+        <w:t>,</w:t>
       </w:r>
     </w:p>
     <w:p>
@@ -11532,55 +11741,7 @@
           <w:sz w:val="26"/>
           <w:szCs w:val="26"/>
         </w:rPr>
-        <w:t>    }</w:t>
-      </w:r>
-    </w:p>
-    <w:p>
-      <w:pPr>
-        <w:pStyle w:val="Code"/>
-        <w:rPr>
-          <w:sz w:val="26"/>
-          <w:szCs w:val="26"/>
-        </w:rPr>
-      </w:pPr>
-      <w:r>
-        <w:rPr>
-          <w:sz w:val="26"/>
-          <w:szCs w:val="26"/>
-        </w:rPr>
-        <w:t>  },</w:t>
-      </w:r>
-    </w:p>
-    <w:p>
-      <w:pPr>
-        <w:pStyle w:val="Code"/>
-        <w:rPr>
-          <w:sz w:val="26"/>
-          <w:szCs w:val="26"/>
-        </w:rPr>
-      </w:pPr>
-      <w:r>
-        <w:rPr>
-          <w:sz w:val="26"/>
-          <w:szCs w:val="26"/>
-        </w:rPr>
-        <w:t>  {</w:t>
-      </w:r>
-    </w:p>
-    <w:p>
-      <w:pPr>
-        <w:pStyle w:val="Code"/>
-        <w:rPr>
-          <w:sz w:val="26"/>
-          <w:szCs w:val="26"/>
-        </w:rPr>
-      </w:pPr>
-      <w:r>
-        <w:rPr>
-          <w:sz w:val="26"/>
-          <w:szCs w:val="26"/>
-        </w:rPr>
-        <w:t xml:space="preserve">    </w:t>
+        <w:t xml:space="preserve">      </w:t>
       </w:r>
       <w:r>
         <w:rPr>
@@ -11589,30 +11750,22 @@
           <w:sz w:val="26"/>
           <w:szCs w:val="26"/>
         </w:rPr>
-        <w:t>$addFields</w:t>
-      </w:r>
-      <w:r>
-        <w:rPr>
-          <w:sz w:val="26"/>
-          <w:szCs w:val="26"/>
-        </w:rPr>
-        <w:t>: {</w:t>
-      </w:r>
-    </w:p>
-    <w:p>
-      <w:pPr>
-        <w:pStyle w:val="Code"/>
-        <w:rPr>
-          <w:sz w:val="26"/>
-          <w:szCs w:val="26"/>
-        </w:rPr>
-      </w:pPr>
-      <w:r>
-        <w:rPr>
-          <w:sz w:val="26"/>
-          <w:szCs w:val="26"/>
-        </w:rPr>
-        <w:t xml:space="preserve">      </w:t>
+        <w:t>total_fuel_L</w:t>
+      </w:r>
+      <w:r>
+        <w:rPr>
+          <w:sz w:val="26"/>
+          <w:szCs w:val="26"/>
+        </w:rPr>
+        <w:t xml:space="preserve">: </w:t>
+      </w:r>
+      <w:proofErr w:type="gramStart"/>
+      <w:r>
+        <w:rPr>
+          <w:sz w:val="26"/>
+          <w:szCs w:val="26"/>
+        </w:rPr>
+        <w:t xml:space="preserve">{ </w:t>
       </w:r>
       <w:r>
         <w:rPr>
@@ -11621,15 +11774,9 @@
           <w:sz w:val="26"/>
           <w:szCs w:val="26"/>
         </w:rPr>
-        <w:t>avg_L_per_100km</w:t>
-      </w:r>
-      <w:r>
-        <w:rPr>
-          <w:sz w:val="26"/>
-          <w:szCs w:val="26"/>
-        </w:rPr>
-        <w:t xml:space="preserve">: { </w:t>
-      </w:r>
+        <w:t>$</w:t>
+      </w:r>
+      <w:proofErr w:type="gramEnd"/>
       <w:r>
         <w:rPr>
           <w:i/>
@@ -11637,14 +11784,30 @@
           <w:sz w:val="26"/>
           <w:szCs w:val="26"/>
         </w:rPr>
-        <w:t>$divide</w:t>
-      </w:r>
-      <w:r>
-        <w:rPr>
-          <w:sz w:val="26"/>
-          <w:szCs w:val="26"/>
-        </w:rPr>
-        <w:t>: [100, "$avg_kmpl"] }</w:t>
+        <w:t>sum</w:t>
+      </w:r>
+      <w:r>
+        <w:rPr>
+          <w:sz w:val="26"/>
+          <w:szCs w:val="26"/>
+        </w:rPr>
+        <w:t>: "$fuel_consumed_L</w:t>
+      </w:r>
+      <w:proofErr w:type="gramStart"/>
+      <w:r>
+        <w:rPr>
+          <w:sz w:val="26"/>
+          <w:szCs w:val="26"/>
+        </w:rPr>
+        <w:t>" }</w:t>
+      </w:r>
+      <w:proofErr w:type="gramEnd"/>
+      <w:r>
+        <w:rPr>
+          <w:sz w:val="26"/>
+          <w:szCs w:val="26"/>
+        </w:rPr>
+        <w:t>,</w:t>
       </w:r>
     </w:p>
     <w:p>
@@ -11660,39 +11823,7 @@
           <w:sz w:val="26"/>
           <w:szCs w:val="26"/>
         </w:rPr>
-        <w:t>    }</w:t>
-      </w:r>
-    </w:p>
-    <w:p>
-      <w:pPr>
-        <w:pStyle w:val="Code"/>
-        <w:rPr>
-          <w:sz w:val="26"/>
-          <w:szCs w:val="26"/>
-        </w:rPr>
-      </w:pPr>
-      <w:r>
-        <w:rPr>
-          <w:sz w:val="26"/>
-          <w:szCs w:val="26"/>
-        </w:rPr>
-        <w:t>  },</w:t>
-      </w:r>
-    </w:p>
-    <w:p>
-      <w:pPr>
-        <w:pStyle w:val="Code"/>
-        <w:rPr>
-          <w:sz w:val="26"/>
-          <w:szCs w:val="26"/>
-        </w:rPr>
-      </w:pPr>
-      <w:r>
-        <w:rPr>
-          <w:sz w:val="26"/>
-          <w:szCs w:val="26"/>
-        </w:rPr>
-        <w:t xml:space="preserve">  { </w:t>
+        <w:t xml:space="preserve">      </w:t>
       </w:r>
       <w:r>
         <w:rPr>
@@ -11701,14 +11832,22 @@
           <w:sz w:val="26"/>
           <w:szCs w:val="26"/>
         </w:rPr>
-        <w:t>$sort</w:t>
-      </w:r>
-      <w:r>
-        <w:rPr>
-          <w:sz w:val="26"/>
-          <w:szCs w:val="26"/>
-        </w:rPr>
-        <w:t xml:space="preserve">: { </w:t>
+        <w:t>total_km</w:t>
+      </w:r>
+      <w:r>
+        <w:rPr>
+          <w:sz w:val="26"/>
+          <w:szCs w:val="26"/>
+        </w:rPr>
+        <w:t xml:space="preserve">: </w:t>
+      </w:r>
+      <w:proofErr w:type="gramStart"/>
+      <w:r>
+        <w:rPr>
+          <w:sz w:val="26"/>
+          <w:szCs w:val="26"/>
+        </w:rPr>
+        <w:t xml:space="preserve">{ </w:t>
       </w:r>
       <w:r>
         <w:rPr>
@@ -11717,14 +11856,320 @@
           <w:sz w:val="26"/>
           <w:szCs w:val="26"/>
         </w:rPr>
-        <w:t>avg_kmpl</w:t>
-      </w:r>
-      <w:r>
-        <w:rPr>
-          <w:sz w:val="26"/>
-          <w:szCs w:val="26"/>
-        </w:rPr>
-        <w:t>: -1 } }</w:t>
+        <w:t>$</w:t>
+      </w:r>
+      <w:proofErr w:type="gramEnd"/>
+      <w:r>
+        <w:rPr>
+          <w:i/>
+          <w:iCs/>
+          <w:sz w:val="26"/>
+          <w:szCs w:val="26"/>
+        </w:rPr>
+        <w:t>sum</w:t>
+      </w:r>
+      <w:r>
+        <w:rPr>
+          <w:sz w:val="26"/>
+          <w:szCs w:val="26"/>
+        </w:rPr>
+        <w:t>: "$distance_km</w:t>
+      </w:r>
+      <w:proofErr w:type="gramStart"/>
+      <w:r>
+        <w:rPr>
+          <w:sz w:val="26"/>
+          <w:szCs w:val="26"/>
+        </w:rPr>
+        <w:t>" }</w:t>
+      </w:r>
+      <w:proofErr w:type="gramEnd"/>
+    </w:p>
+    <w:p>
+      <w:pPr>
+        <w:pStyle w:val="Code"/>
+        <w:rPr>
+          <w:sz w:val="26"/>
+          <w:szCs w:val="26"/>
+        </w:rPr>
+      </w:pPr>
+      <w:r>
+        <w:rPr>
+          <w:sz w:val="26"/>
+          <w:szCs w:val="26"/>
+        </w:rPr>
+        <w:t>    }</w:t>
+      </w:r>
+    </w:p>
+    <w:p>
+      <w:pPr>
+        <w:pStyle w:val="Code"/>
+        <w:rPr>
+          <w:sz w:val="26"/>
+          <w:szCs w:val="26"/>
+        </w:rPr>
+      </w:pPr>
+      <w:r>
+        <w:rPr>
+          <w:sz w:val="26"/>
+          <w:szCs w:val="26"/>
+        </w:rPr>
+        <w:t>  },</w:t>
+      </w:r>
+    </w:p>
+    <w:p>
+      <w:pPr>
+        <w:pStyle w:val="Code"/>
+        <w:rPr>
+          <w:sz w:val="26"/>
+          <w:szCs w:val="26"/>
+        </w:rPr>
+      </w:pPr>
+      <w:r>
+        <w:rPr>
+          <w:sz w:val="26"/>
+          <w:szCs w:val="26"/>
+        </w:rPr>
+        <w:t>  {</w:t>
+      </w:r>
+    </w:p>
+    <w:p>
+      <w:pPr>
+        <w:pStyle w:val="Code"/>
+        <w:rPr>
+          <w:sz w:val="26"/>
+          <w:szCs w:val="26"/>
+        </w:rPr>
+      </w:pPr>
+      <w:r>
+        <w:rPr>
+          <w:sz w:val="26"/>
+          <w:szCs w:val="26"/>
+        </w:rPr>
+        <w:t xml:space="preserve">    </w:t>
+      </w:r>
+      <w:r>
+        <w:rPr>
+          <w:i/>
+          <w:iCs/>
+          <w:sz w:val="26"/>
+          <w:szCs w:val="26"/>
+        </w:rPr>
+        <w:t>$addFields</w:t>
+      </w:r>
+      <w:r>
+        <w:rPr>
+          <w:sz w:val="26"/>
+          <w:szCs w:val="26"/>
+        </w:rPr>
+        <w:t>: {</w:t>
+      </w:r>
+    </w:p>
+    <w:p>
+      <w:pPr>
+        <w:pStyle w:val="Code"/>
+        <w:rPr>
+          <w:sz w:val="26"/>
+          <w:szCs w:val="26"/>
+        </w:rPr>
+      </w:pPr>
+      <w:r>
+        <w:rPr>
+          <w:sz w:val="26"/>
+          <w:szCs w:val="26"/>
+        </w:rPr>
+        <w:t xml:space="preserve">      </w:t>
+      </w:r>
+      <w:r>
+        <w:rPr>
+          <w:i/>
+          <w:iCs/>
+          <w:sz w:val="26"/>
+          <w:szCs w:val="26"/>
+        </w:rPr>
+        <w:t>avg_L_per_100km</w:t>
+      </w:r>
+      <w:r>
+        <w:rPr>
+          <w:sz w:val="26"/>
+          <w:szCs w:val="26"/>
+        </w:rPr>
+        <w:t xml:space="preserve">: </w:t>
+      </w:r>
+      <w:proofErr w:type="gramStart"/>
+      <w:r>
+        <w:rPr>
+          <w:sz w:val="26"/>
+          <w:szCs w:val="26"/>
+        </w:rPr>
+        <w:t xml:space="preserve">{ </w:t>
+      </w:r>
+      <w:r>
+        <w:rPr>
+          <w:i/>
+          <w:iCs/>
+          <w:sz w:val="26"/>
+          <w:szCs w:val="26"/>
+        </w:rPr>
+        <w:t>$</w:t>
+      </w:r>
+      <w:proofErr w:type="gramEnd"/>
+      <w:r>
+        <w:rPr>
+          <w:i/>
+          <w:iCs/>
+          <w:sz w:val="26"/>
+          <w:szCs w:val="26"/>
+        </w:rPr>
+        <w:t>divide</w:t>
+      </w:r>
+      <w:r>
+        <w:rPr>
+          <w:sz w:val="26"/>
+          <w:szCs w:val="26"/>
+        </w:rPr>
+        <w:t>: [100, "$avg_kmpl"</w:t>
+      </w:r>
+      <w:proofErr w:type="gramStart"/>
+      <w:r>
+        <w:rPr>
+          <w:sz w:val="26"/>
+          <w:szCs w:val="26"/>
+        </w:rPr>
+        <w:t>] }</w:t>
+      </w:r>
+      <w:proofErr w:type="gramEnd"/>
+    </w:p>
+    <w:p>
+      <w:pPr>
+        <w:pStyle w:val="Code"/>
+        <w:rPr>
+          <w:sz w:val="26"/>
+          <w:szCs w:val="26"/>
+        </w:rPr>
+      </w:pPr>
+      <w:r>
+        <w:rPr>
+          <w:sz w:val="26"/>
+          <w:szCs w:val="26"/>
+        </w:rPr>
+        <w:t>    }</w:t>
+      </w:r>
+    </w:p>
+    <w:p>
+      <w:pPr>
+        <w:pStyle w:val="Code"/>
+        <w:rPr>
+          <w:sz w:val="26"/>
+          <w:szCs w:val="26"/>
+        </w:rPr>
+      </w:pPr>
+      <w:r>
+        <w:rPr>
+          <w:sz w:val="26"/>
+          <w:szCs w:val="26"/>
+        </w:rPr>
+        <w:t>  },</w:t>
+      </w:r>
+    </w:p>
+    <w:p>
+      <w:pPr>
+        <w:pStyle w:val="Code"/>
+        <w:rPr>
+          <w:sz w:val="26"/>
+          <w:szCs w:val="26"/>
+        </w:rPr>
+      </w:pPr>
+      <w:r>
+        <w:rPr>
+          <w:sz w:val="26"/>
+          <w:szCs w:val="26"/>
+        </w:rPr>
+        <w:t xml:space="preserve">  </w:t>
+      </w:r>
+      <w:proofErr w:type="gramStart"/>
+      <w:r>
+        <w:rPr>
+          <w:sz w:val="26"/>
+          <w:szCs w:val="26"/>
+        </w:rPr>
+        <w:t xml:space="preserve">{ </w:t>
+      </w:r>
+      <w:r>
+        <w:rPr>
+          <w:i/>
+          <w:iCs/>
+          <w:sz w:val="26"/>
+          <w:szCs w:val="26"/>
+        </w:rPr>
+        <w:t>$</w:t>
+      </w:r>
+      <w:proofErr w:type="gramEnd"/>
+      <w:r>
+        <w:rPr>
+          <w:i/>
+          <w:iCs/>
+          <w:sz w:val="26"/>
+          <w:szCs w:val="26"/>
+        </w:rPr>
+        <w:t>sort</w:t>
+      </w:r>
+      <w:r>
+        <w:rPr>
+          <w:sz w:val="26"/>
+          <w:szCs w:val="26"/>
+        </w:rPr>
+        <w:t xml:space="preserve">: </w:t>
+      </w:r>
+      <w:proofErr w:type="gramStart"/>
+      <w:r>
+        <w:rPr>
+          <w:sz w:val="26"/>
+          <w:szCs w:val="26"/>
+        </w:rPr>
+        <w:t xml:space="preserve">{ </w:t>
+      </w:r>
+      <w:r>
+        <w:rPr>
+          <w:i/>
+          <w:iCs/>
+          <w:sz w:val="26"/>
+          <w:szCs w:val="26"/>
+        </w:rPr>
+        <w:t>avg</w:t>
+      </w:r>
+      <w:proofErr w:type="gramEnd"/>
+      <w:r>
+        <w:rPr>
+          <w:i/>
+          <w:iCs/>
+          <w:sz w:val="26"/>
+          <w:szCs w:val="26"/>
+        </w:rPr>
+        <w:t>_kmpl</w:t>
+      </w:r>
+      <w:r>
+        <w:rPr>
+          <w:sz w:val="26"/>
+          <w:szCs w:val="26"/>
+        </w:rPr>
+        <w:t>: -</w:t>
+      </w:r>
+      <w:proofErr w:type="gramStart"/>
+      <w:r>
+        <w:rPr>
+          <w:sz w:val="26"/>
+          <w:szCs w:val="26"/>
+        </w:rPr>
+        <w:t>1 }</w:t>
+      </w:r>
+      <w:proofErr w:type="gramEnd"/>
+      <w:r>
+        <w:rPr>
+          <w:sz w:val="26"/>
+          <w:szCs w:val="26"/>
+        </w:rPr>
+        <w:t xml:space="preserve"> }</w:t>
       </w:r>
     </w:p>
     <w:p>
@@ -11749,6 +12194,9 @@
         <w:jc w:val="center"/>
       </w:pPr>
       <w:r>
+        <w:rPr>
+          <w:noProof/>
+        </w:rPr>
         <w:lastRenderedPageBreak/>
         <w:drawing>
           <wp:inline distT="0" distB="0" distL="0" distR="0" wp14:anchorId="27D50A83" wp14:editId="3300FD10">
@@ -11942,11 +12390,16 @@
         </w:numPr>
       </w:pPr>
       <w:r>
-        <w:t>Следующий запрос покажет нам лучшее топливо по эффективности</w:t>
+        <w:t xml:space="preserve">Следующий запрос покажет нам лучшее топливо по </w:t>
+      </w:r>
+      <w:proofErr w:type="gramStart"/>
+      <w:r>
+        <w:t>эффективности</w:t>
       </w:r>
       <w:r>
         <w:t>(</w:t>
       </w:r>
+      <w:proofErr w:type="gramEnd"/>
       <w:r>
         <w:t>рис. 19)</w:t>
       </w:r>
@@ -11966,6 +12419,7 @@
           <w:lang w:eastAsia="ru-RU"/>
         </w:rPr>
       </w:pPr>
+      <w:proofErr w:type="gramStart"/>
       <w:r>
         <w:rPr>
           <w:rStyle w:val="messagetext"/>
@@ -11973,7 +12427,37 @@
           <w:szCs w:val="26"/>
           <w:lang w:eastAsia="ru-RU"/>
         </w:rPr>
-        <w:t>db.Cars_fuel_efficiency_benchmark.find(</w:t>
+        <w:t>db.Cars</w:t>
+      </w:r>
+      <w:proofErr w:type="gramEnd"/>
+      <w:r>
+        <w:rPr>
+          <w:rStyle w:val="messagetext"/>
+          <w:sz w:val="26"/>
+          <w:szCs w:val="26"/>
+          <w:lang w:eastAsia="ru-RU"/>
+        </w:rPr>
+        <w:t>_fuel_efficiency_</w:t>
+      </w:r>
+      <w:proofErr w:type="gramStart"/>
+      <w:r>
+        <w:rPr>
+          <w:rStyle w:val="messagetext"/>
+          <w:sz w:val="26"/>
+          <w:szCs w:val="26"/>
+          <w:lang w:eastAsia="ru-RU"/>
+        </w:rPr>
+        <w:t>benchmark.find</w:t>
+      </w:r>
+      <w:proofErr w:type="gramEnd"/>
+      <w:r>
+        <w:rPr>
+          <w:rStyle w:val="messagetext"/>
+          <w:sz w:val="26"/>
+          <w:szCs w:val="26"/>
+          <w:lang w:eastAsia="ru-RU"/>
+        </w:rPr>
+        <w:t>(</w:t>
       </w:r>
     </w:p>
     <w:p>
@@ -11993,7 +12477,67 @@
           <w:szCs w:val="26"/>
           <w:lang w:eastAsia="ru-RU"/>
         </w:rPr>
-        <w:t>  { outlier_flag: false, data_quality_score: { $gte: 80 } },</w:t>
+        <w:t xml:space="preserve">  </w:t>
+      </w:r>
+      <w:proofErr w:type="gramStart"/>
+      <w:r>
+        <w:rPr>
+          <w:rStyle w:val="messagetext"/>
+          <w:sz w:val="26"/>
+          <w:szCs w:val="26"/>
+          <w:lang w:eastAsia="ru-RU"/>
+        </w:rPr>
+        <w:t>{ outlier</w:t>
+      </w:r>
+      <w:proofErr w:type="gramEnd"/>
+      <w:r>
+        <w:rPr>
+          <w:rStyle w:val="messagetext"/>
+          <w:sz w:val="26"/>
+          <w:szCs w:val="26"/>
+          <w:lang w:eastAsia="ru-RU"/>
+        </w:rPr>
+        <w:t xml:space="preserve">_flag: false, data_quality_score: </w:t>
+      </w:r>
+      <w:proofErr w:type="gramStart"/>
+      <w:r>
+        <w:rPr>
+          <w:rStyle w:val="messagetext"/>
+          <w:sz w:val="26"/>
+          <w:szCs w:val="26"/>
+          <w:lang w:eastAsia="ru-RU"/>
+        </w:rPr>
+        <w:t>{ $</w:t>
+      </w:r>
+      <w:proofErr w:type="gramEnd"/>
+      <w:r>
+        <w:rPr>
+          <w:rStyle w:val="messagetext"/>
+          <w:sz w:val="26"/>
+          <w:szCs w:val="26"/>
+          <w:lang w:eastAsia="ru-RU"/>
+        </w:rPr>
+        <w:t xml:space="preserve">gte: </w:t>
+      </w:r>
+      <w:proofErr w:type="gramStart"/>
+      <w:r>
+        <w:rPr>
+          <w:rStyle w:val="messagetext"/>
+          <w:sz w:val="26"/>
+          <w:szCs w:val="26"/>
+          <w:lang w:eastAsia="ru-RU"/>
+        </w:rPr>
+        <w:t>80 }</w:t>
+      </w:r>
+      <w:proofErr w:type="gramEnd"/>
+      <w:r>
+        <w:rPr>
+          <w:rStyle w:val="messagetext"/>
+          <w:sz w:val="26"/>
+          <w:szCs w:val="26"/>
+          <w:lang w:eastAsia="ru-RU"/>
+        </w:rPr>
+        <w:t xml:space="preserve"> },</w:t>
       </w:r>
     </w:p>
     <w:p>
@@ -12087,6 +12631,7 @@
           <w:lang w:eastAsia="ru-RU"/>
         </w:rPr>
       </w:pPr>
+      <w:proofErr w:type="gramStart"/>
       <w:r>
         <w:rPr>
           <w:rStyle w:val="messagetext"/>
@@ -12094,7 +12639,37 @@
           <w:szCs w:val="26"/>
           <w:lang w:eastAsia="ru-RU"/>
         </w:rPr>
-        <w:t>).sort({ fuel_efficiency_ratio: -1 }).limit(5)</w:t>
+        <w:t>).sort({ fuel</w:t>
+      </w:r>
+      <w:proofErr w:type="gramEnd"/>
+      <w:r>
+        <w:rPr>
+          <w:rStyle w:val="messagetext"/>
+          <w:sz w:val="26"/>
+          <w:szCs w:val="26"/>
+          <w:lang w:eastAsia="ru-RU"/>
+        </w:rPr>
+        <w:t>_efficiency_ratio: -</w:t>
+      </w:r>
+      <w:proofErr w:type="gramStart"/>
+      <w:r>
+        <w:rPr>
+          <w:rStyle w:val="messagetext"/>
+          <w:sz w:val="26"/>
+          <w:szCs w:val="26"/>
+          <w:lang w:eastAsia="ru-RU"/>
+        </w:rPr>
+        <w:t>1 }).limit</w:t>
+      </w:r>
+      <w:proofErr w:type="gramEnd"/>
+      <w:r>
+        <w:rPr>
+          <w:rStyle w:val="messagetext"/>
+          <w:sz w:val="26"/>
+          <w:szCs w:val="26"/>
+          <w:lang w:eastAsia="ru-RU"/>
+        </w:rPr>
+        <w:t>(5)</w:t>
       </w:r>
     </w:p>
     <w:p>
@@ -12117,6 +12692,7 @@
       </w:pPr>
       <w:r>
         <w:rPr>
+          <w:noProof/>
           <w:lang w:val="en-US"/>
         </w:rPr>
         <w:drawing>
@@ -12328,34 +12904,62 @@
     <w:p>
       <w:pPr>
         <w:pStyle w:val="Code"/>
-        <w:numPr>
-          <w:ilvl w:val="0"/>
-          <w:numId w:val="8"/>
-        </w:numPr>
-        <w:rPr>
+        <w:ind w:left="720" w:firstLine="0"/>
+        <w:rPr>
+          <w:color w:val="000000" w:themeColor="text1"/>
           <w:sz w:val="26"/>
           <w:szCs w:val="26"/>
           <w:lang w:eastAsia="ru-RU"/>
         </w:rPr>
       </w:pPr>
-      <w:r>
-        <w:rPr>
+      <w:proofErr w:type="gramStart"/>
+      <w:r>
+        <w:rPr>
+          <w:color w:val="000000" w:themeColor="text1"/>
           <w:sz w:val="26"/>
           <w:szCs w:val="26"/>
           <w:lang w:eastAsia="ru-RU"/>
         </w:rPr>
         <w:lastRenderedPageBreak/>
-        <w:t>db.Cars_fuel_efficiency_benchmark.aggregate([</w:t>
+        <w:t>db.Cars</w:t>
+      </w:r>
+      <w:proofErr w:type="gramEnd"/>
+      <w:r>
+        <w:rPr>
+          <w:color w:val="000000" w:themeColor="text1"/>
+          <w:sz w:val="26"/>
+          <w:szCs w:val="26"/>
+          <w:lang w:eastAsia="ru-RU"/>
+        </w:rPr>
+        <w:t>_fuel_efficiency_</w:t>
+      </w:r>
+      <w:proofErr w:type="gramStart"/>
+      <w:r>
+        <w:rPr>
+          <w:color w:val="000000" w:themeColor="text1"/>
+          <w:sz w:val="26"/>
+          <w:szCs w:val="26"/>
+          <w:lang w:eastAsia="ru-RU"/>
+        </w:rPr>
+        <w:t>benchmark.aggregate</w:t>
+      </w:r>
+      <w:proofErr w:type="gramEnd"/>
+      <w:r>
+        <w:rPr>
+          <w:color w:val="000000" w:themeColor="text1"/>
+          <w:sz w:val="26"/>
+          <w:szCs w:val="26"/>
+          <w:lang w:eastAsia="ru-RU"/>
+        </w:rPr>
+        <w:t>([</w:t>
       </w:r>
     </w:p>
     <w:p>
       <w:pPr>
         <w:pStyle w:val="Code"/>
-        <w:numPr>
-          <w:ilvl w:val="0"/>
-          <w:numId w:val="8"/>
-        </w:numPr>
-        <w:rPr>
+        <w:ind w:left="720" w:firstLine="0"/>
+        <w:rPr>
+          <w:color w:val="000000" w:themeColor="text1"/>
           <w:sz w:val="26"/>
           <w:szCs w:val="26"/>
           <w:lang w:eastAsia="ru-RU"/>
@@ -12363,197 +12967,124 @@
       </w:pPr>
       <w:r>
         <w:rPr>
+          <w:color w:val="000000" w:themeColor="text1"/>
           <w:sz w:val="26"/>
           <w:szCs w:val="26"/>
           <w:lang w:eastAsia="ru-RU"/>
         </w:rPr>
-        <w:t xml:space="preserve">  { </w:t>
+        <w:t xml:space="preserve">  </w:t>
+      </w:r>
+      <w:proofErr w:type="gramStart"/>
+      <w:r>
+        <w:rPr>
+          <w:color w:val="000000" w:themeColor="text1"/>
+          <w:sz w:val="26"/>
+          <w:szCs w:val="26"/>
+          <w:lang w:eastAsia="ru-RU"/>
+        </w:rPr>
+        <w:t xml:space="preserve">{ </w:t>
       </w:r>
       <w:r>
         <w:rPr>
           <w:i/>
           <w:iCs/>
-          <w:color w:val="FFA198"/>
+          <w:color w:val="000000" w:themeColor="text1"/>
           <w:sz w:val="26"/>
           <w:szCs w:val="26"/>
           <w:lang w:eastAsia="ru-RU"/>
         </w:rPr>
-        <w:t>$match</w:t>
-      </w:r>
-      <w:r>
-        <w:rPr>
-          <w:sz w:val="26"/>
-          <w:szCs w:val="26"/>
-          <w:lang w:eastAsia="ru-RU"/>
-        </w:rPr>
-        <w:t xml:space="preserve">: { </w:t>
-      </w:r>
+        <w:t>$</w:t>
+      </w:r>
+      <w:proofErr w:type="gramEnd"/>
       <w:r>
         <w:rPr>
           <w:i/>
           <w:iCs/>
-          <w:color w:val="FFA198"/>
+          <w:color w:val="000000" w:themeColor="text1"/>
           <w:sz w:val="26"/>
           <w:szCs w:val="26"/>
           <w:lang w:eastAsia="ru-RU"/>
         </w:rPr>
-        <w:t>outlier_flag</w:t>
-      </w:r>
-      <w:r>
-        <w:rPr>
+        <w:t>match</w:t>
+      </w:r>
+      <w:r>
+        <w:rPr>
+          <w:color w:val="000000" w:themeColor="text1"/>
           <w:sz w:val="26"/>
           <w:szCs w:val="26"/>
           <w:lang w:eastAsia="ru-RU"/>
         </w:rPr>
         <w:t xml:space="preserve">: </w:t>
       </w:r>
-      <w:r>
-        <w:rPr>
-          <w:color w:val="569CD6"/>
+      <w:proofErr w:type="gramStart"/>
+      <w:r>
+        <w:rPr>
+          <w:color w:val="000000" w:themeColor="text1"/>
           <w:sz w:val="26"/>
           <w:szCs w:val="26"/>
           <w:lang w:eastAsia="ru-RU"/>
         </w:rPr>
-        <w:t>false</w:t>
-      </w:r>
-      <w:r>
-        <w:rPr>
-          <w:sz w:val="26"/>
-          <w:szCs w:val="26"/>
-          <w:lang w:eastAsia="ru-RU"/>
-        </w:rPr>
-        <w:t xml:space="preserve"> } },</w:t>
-      </w:r>
-    </w:p>
-    <w:p>
-      <w:pPr>
-        <w:pStyle w:val="Code"/>
-        <w:numPr>
-          <w:ilvl w:val="0"/>
-          <w:numId w:val="8"/>
-        </w:numPr>
-        <w:rPr>
-          <w:sz w:val="26"/>
-          <w:szCs w:val="26"/>
-          <w:lang w:eastAsia="ru-RU"/>
-        </w:rPr>
-      </w:pPr>
-      <w:r>
-        <w:rPr>
-          <w:sz w:val="26"/>
-          <w:szCs w:val="26"/>
-          <w:lang w:eastAsia="ru-RU"/>
-        </w:rPr>
-        <w:t>  {</w:t>
-      </w:r>
-    </w:p>
-    <w:p>
-      <w:pPr>
-        <w:pStyle w:val="Code"/>
-        <w:numPr>
-          <w:ilvl w:val="0"/>
-          <w:numId w:val="8"/>
-        </w:numPr>
-        <w:rPr>
-          <w:sz w:val="26"/>
-          <w:szCs w:val="26"/>
-          <w:lang w:eastAsia="ru-RU"/>
-        </w:rPr>
-      </w:pPr>
-      <w:r>
-        <w:rPr>
-          <w:sz w:val="26"/>
-          <w:szCs w:val="26"/>
-          <w:lang w:eastAsia="ru-RU"/>
-        </w:rPr>
-        <w:t xml:space="preserve">    </w:t>
+        <w:t xml:space="preserve">{ </w:t>
       </w:r>
       <w:r>
         <w:rPr>
           <w:i/>
           <w:iCs/>
-          <w:color w:val="FFA198"/>
+          <w:color w:val="000000" w:themeColor="text1"/>
           <w:sz w:val="26"/>
           <w:szCs w:val="26"/>
           <w:lang w:eastAsia="ru-RU"/>
         </w:rPr>
-        <w:t>$group</w:t>
-      </w:r>
-      <w:r>
-        <w:rPr>
-          <w:sz w:val="26"/>
-          <w:szCs w:val="26"/>
-          <w:lang w:eastAsia="ru-RU"/>
-        </w:rPr>
-        <w:t>: {</w:t>
-      </w:r>
-    </w:p>
-    <w:p>
-      <w:pPr>
-        <w:pStyle w:val="Code"/>
-        <w:numPr>
-          <w:ilvl w:val="0"/>
-          <w:numId w:val="8"/>
-        </w:numPr>
-        <w:rPr>
-          <w:sz w:val="26"/>
-          <w:szCs w:val="26"/>
-          <w:lang w:eastAsia="ru-RU"/>
-        </w:rPr>
-      </w:pPr>
-      <w:r>
-        <w:rPr>
-          <w:sz w:val="26"/>
-          <w:szCs w:val="26"/>
-          <w:lang w:eastAsia="ru-RU"/>
-        </w:rPr>
-        <w:t xml:space="preserve">      </w:t>
-      </w:r>
+        <w:t>outlier</w:t>
+      </w:r>
+      <w:proofErr w:type="gramEnd"/>
       <w:r>
         <w:rPr>
           <w:i/>
           <w:iCs/>
-          <w:color w:val="FFA198"/>
+          <w:color w:val="000000" w:themeColor="text1"/>
           <w:sz w:val="26"/>
           <w:szCs w:val="26"/>
           <w:lang w:eastAsia="ru-RU"/>
         </w:rPr>
-        <w:t>_id</w:t>
-      </w:r>
-      <w:r>
-        <w:rPr>
+        <w:t>_flag</w:t>
+      </w:r>
+      <w:r>
+        <w:rPr>
+          <w:color w:val="000000" w:themeColor="text1"/>
           <w:sz w:val="26"/>
           <w:szCs w:val="26"/>
           <w:lang w:eastAsia="ru-RU"/>
         </w:rPr>
         <w:t xml:space="preserve">: </w:t>
       </w:r>
-      <w:r>
-        <w:rPr>
-          <w:color w:val="A5D6FF"/>
+      <w:proofErr w:type="gramStart"/>
+      <w:r>
+        <w:rPr>
+          <w:color w:val="000000" w:themeColor="text1"/>
           <w:sz w:val="26"/>
           <w:szCs w:val="26"/>
           <w:lang w:eastAsia="ru-RU"/>
         </w:rPr>
-        <w:t>"$trip_category"</w:t>
-      </w:r>
-      <w:r>
-        <w:rPr>
+        <w:t>false }</w:t>
+      </w:r>
+      <w:proofErr w:type="gramEnd"/>
+      <w:r>
+        <w:rPr>
+          <w:color w:val="000000" w:themeColor="text1"/>
           <w:sz w:val="26"/>
           <w:szCs w:val="26"/>
           <w:lang w:eastAsia="ru-RU"/>
         </w:rPr>
-        <w:t>,</w:t>
+        <w:t xml:space="preserve"> },</w:t>
       </w:r>
     </w:p>
     <w:p>
       <w:pPr>
         <w:pStyle w:val="Code"/>
-        <w:numPr>
-          <w:ilvl w:val="0"/>
-          <w:numId w:val="8"/>
-        </w:numPr>
-        <w:rPr>
+        <w:ind w:left="720" w:firstLine="0"/>
+        <w:rPr>
+          <w:color w:val="000000" w:themeColor="text1"/>
           <w:sz w:val="26"/>
           <w:szCs w:val="26"/>
           <w:lang w:eastAsia="ru-RU"/>
@@ -12561,83 +13092,110 @@
       </w:pPr>
       <w:r>
         <w:rPr>
+          <w:color w:val="000000" w:themeColor="text1"/>
           <w:sz w:val="26"/>
           <w:szCs w:val="26"/>
           <w:lang w:eastAsia="ru-RU"/>
         </w:rPr>
-        <w:t xml:space="preserve">      </w:t>
+        <w:t>  {</w:t>
+      </w:r>
+    </w:p>
+    <w:p>
+      <w:pPr>
+        <w:pStyle w:val="Code"/>
+        <w:ind w:left="720" w:firstLine="0"/>
+        <w:rPr>
+          <w:color w:val="000000" w:themeColor="text1"/>
+          <w:sz w:val="26"/>
+          <w:szCs w:val="26"/>
+          <w:lang w:eastAsia="ru-RU"/>
+        </w:rPr>
+      </w:pPr>
+      <w:r>
+        <w:rPr>
+          <w:color w:val="000000" w:themeColor="text1"/>
+          <w:sz w:val="26"/>
+          <w:szCs w:val="26"/>
+          <w:lang w:eastAsia="ru-RU"/>
+        </w:rPr>
+        <w:t xml:space="preserve">    </w:t>
       </w:r>
       <w:r>
         <w:rPr>
           <w:i/>
           <w:iCs/>
-          <w:color w:val="FFA198"/>
+          <w:color w:val="000000" w:themeColor="text1"/>
           <w:sz w:val="26"/>
           <w:szCs w:val="26"/>
           <w:lang w:eastAsia="ru-RU"/>
         </w:rPr>
-        <w:t>avg_fuel_cost</w:t>
-      </w:r>
-      <w:r>
-        <w:rPr>
+        <w:t>$group</w:t>
+      </w:r>
+      <w:r>
+        <w:rPr>
+          <w:color w:val="000000" w:themeColor="text1"/>
           <w:sz w:val="26"/>
           <w:szCs w:val="26"/>
           <w:lang w:eastAsia="ru-RU"/>
         </w:rPr>
-        <w:t xml:space="preserve">: { </w:t>
+        <w:t>: {</w:t>
+      </w:r>
+    </w:p>
+    <w:p>
+      <w:pPr>
+        <w:pStyle w:val="Code"/>
+        <w:ind w:left="720" w:firstLine="0"/>
+        <w:rPr>
+          <w:color w:val="000000" w:themeColor="text1"/>
+          <w:sz w:val="26"/>
+          <w:szCs w:val="26"/>
+          <w:lang w:eastAsia="ru-RU"/>
+        </w:rPr>
+      </w:pPr>
+      <w:r>
+        <w:rPr>
+          <w:color w:val="000000" w:themeColor="text1"/>
+          <w:sz w:val="26"/>
+          <w:szCs w:val="26"/>
+          <w:lang w:eastAsia="ru-RU"/>
+        </w:rPr>
+        <w:t xml:space="preserve">      </w:t>
       </w:r>
       <w:r>
         <w:rPr>
           <w:i/>
           <w:iCs/>
-          <w:color w:val="FFA198"/>
+          <w:color w:val="000000" w:themeColor="text1"/>
           <w:sz w:val="26"/>
           <w:szCs w:val="26"/>
           <w:lang w:eastAsia="ru-RU"/>
         </w:rPr>
-        <w:t>$avg</w:t>
-      </w:r>
-      <w:r>
-        <w:rPr>
+        <w:t>_id</w:t>
+      </w:r>
+      <w:r>
+        <w:rPr>
+          <w:color w:val="000000" w:themeColor="text1"/>
           <w:sz w:val="26"/>
           <w:szCs w:val="26"/>
           <w:lang w:eastAsia="ru-RU"/>
         </w:rPr>
-        <w:t xml:space="preserve">: </w:t>
-      </w:r>
-      <w:r>
-        <w:rPr>
-          <w:color w:val="A5D6FF"/>
+        <w:t>: "$trip_category",</w:t>
+      </w:r>
+    </w:p>
+    <w:p>
+      <w:pPr>
+        <w:pStyle w:val="Code"/>
+        <w:ind w:left="720" w:firstLine="0"/>
+        <w:rPr>
+          <w:color w:val="000000" w:themeColor="text1"/>
           <w:sz w:val="26"/>
           <w:szCs w:val="26"/>
           <w:lang w:eastAsia="ru-RU"/>
         </w:rPr>
-        <w:t>"$fuel_cost_usd"</w:t>
-      </w:r>
-      <w:r>
-        <w:rPr>
-          <w:sz w:val="26"/>
-          <w:szCs w:val="26"/>
-          <w:lang w:eastAsia="ru-RU"/>
-        </w:rPr>
-        <w:t xml:space="preserve"> },</w:t>
-      </w:r>
-    </w:p>
-    <w:p>
-      <w:pPr>
-        <w:pStyle w:val="Code"/>
-        <w:numPr>
-          <w:ilvl w:val="0"/>
-          <w:numId w:val="8"/>
-        </w:numPr>
-        <w:rPr>
-          <w:sz w:val="26"/>
-          <w:szCs w:val="26"/>
-          <w:lang w:eastAsia="ru-RU"/>
-        </w:rPr>
-      </w:pPr>
-      <w:r>
-        <w:rPr>
+      </w:pPr>
+      <w:r>
+        <w:rPr>
+          <w:color w:val="000000" w:themeColor="text1"/>
           <w:sz w:val="26"/>
           <w:szCs w:val="26"/>
           <w:lang w:eastAsia="ru-RU"/>
@@ -12648,264 +13206,288 @@
         <w:rPr>
           <w:i/>
           <w:iCs/>
-          <w:color w:val="FFA198"/>
+          <w:color w:val="000000" w:themeColor="text1"/>
           <w:sz w:val="26"/>
           <w:szCs w:val="26"/>
           <w:lang w:eastAsia="ru-RU"/>
         </w:rPr>
-        <w:t>avg_cost_per_km</w:t>
-      </w:r>
-      <w:r>
-        <w:rPr>
+        <w:t>avg_fuel_cost</w:t>
+      </w:r>
+      <w:r>
+        <w:rPr>
+          <w:color w:val="000000" w:themeColor="text1"/>
           <w:sz w:val="26"/>
           <w:szCs w:val="26"/>
           <w:lang w:eastAsia="ru-RU"/>
         </w:rPr>
-        <w:t xml:space="preserve">: { </w:t>
+        <w:t xml:space="preserve">: </w:t>
+      </w:r>
+      <w:proofErr w:type="gramStart"/>
+      <w:r>
+        <w:rPr>
+          <w:color w:val="000000" w:themeColor="text1"/>
+          <w:sz w:val="26"/>
+          <w:szCs w:val="26"/>
+          <w:lang w:eastAsia="ru-RU"/>
+        </w:rPr>
+        <w:t xml:space="preserve">{ </w:t>
       </w:r>
       <w:r>
         <w:rPr>
           <w:i/>
           <w:iCs/>
-          <w:color w:val="FFA198"/>
+          <w:color w:val="000000" w:themeColor="text1"/>
           <w:sz w:val="26"/>
           <w:szCs w:val="26"/>
           <w:lang w:eastAsia="ru-RU"/>
         </w:rPr>
-        <w:t>$avg</w:t>
-      </w:r>
-      <w:r>
-        <w:rPr>
-          <w:sz w:val="26"/>
-          <w:szCs w:val="26"/>
-          <w:lang w:eastAsia="ru-RU"/>
-        </w:rPr>
-        <w:t xml:space="preserve">: </w:t>
-      </w:r>
-      <w:r>
-        <w:rPr>
-          <w:color w:val="A5D6FF"/>
-          <w:sz w:val="26"/>
-          <w:szCs w:val="26"/>
-          <w:lang w:eastAsia="ru-RU"/>
-        </w:rPr>
-        <w:t>"$cost_per_km_usd"</w:t>
-      </w:r>
-      <w:r>
-        <w:rPr>
-          <w:sz w:val="26"/>
-          <w:szCs w:val="26"/>
-          <w:lang w:eastAsia="ru-RU"/>
-        </w:rPr>
-        <w:t xml:space="preserve"> },</w:t>
-      </w:r>
-    </w:p>
-    <w:p>
-      <w:pPr>
-        <w:pStyle w:val="Code"/>
-        <w:numPr>
-          <w:ilvl w:val="0"/>
-          <w:numId w:val="8"/>
-        </w:numPr>
-        <w:rPr>
-          <w:sz w:val="26"/>
-          <w:szCs w:val="26"/>
-          <w:lang w:eastAsia="ru-RU"/>
-        </w:rPr>
-      </w:pPr>
-      <w:r>
-        <w:rPr>
-          <w:sz w:val="26"/>
-          <w:szCs w:val="26"/>
-          <w:lang w:eastAsia="ru-RU"/>
-        </w:rPr>
-        <w:t xml:space="preserve">      </w:t>
-      </w:r>
+        <w:t>$</w:t>
+      </w:r>
+      <w:proofErr w:type="gramEnd"/>
       <w:r>
         <w:rPr>
           <w:i/>
           <w:iCs/>
-          <w:color w:val="FFA198"/>
+          <w:color w:val="000000" w:themeColor="text1"/>
           <w:sz w:val="26"/>
           <w:szCs w:val="26"/>
           <w:lang w:eastAsia="ru-RU"/>
         </w:rPr>
-        <w:t>total_fuel_L</w:t>
-      </w:r>
-      <w:r>
-        <w:rPr>
+        <w:t>avg</w:t>
+      </w:r>
+      <w:r>
+        <w:rPr>
+          <w:color w:val="000000" w:themeColor="text1"/>
           <w:sz w:val="26"/>
           <w:szCs w:val="26"/>
           <w:lang w:eastAsia="ru-RU"/>
         </w:rPr>
-        <w:t xml:space="preserve">: { </w:t>
+        <w:t>: "$fuel_cost_usd</w:t>
+      </w:r>
+      <w:proofErr w:type="gramStart"/>
+      <w:r>
+        <w:rPr>
+          <w:color w:val="000000" w:themeColor="text1"/>
+          <w:sz w:val="26"/>
+          <w:szCs w:val="26"/>
+          <w:lang w:eastAsia="ru-RU"/>
+        </w:rPr>
+        <w:t>" }</w:t>
+      </w:r>
+      <w:proofErr w:type="gramEnd"/>
+      <w:r>
+        <w:rPr>
+          <w:color w:val="000000" w:themeColor="text1"/>
+          <w:sz w:val="26"/>
+          <w:szCs w:val="26"/>
+          <w:lang w:eastAsia="ru-RU"/>
+        </w:rPr>
+        <w:t>,</w:t>
+      </w:r>
+    </w:p>
+    <w:p>
+      <w:pPr>
+        <w:pStyle w:val="Code"/>
+        <w:ind w:left="720" w:firstLine="0"/>
+        <w:rPr>
+          <w:color w:val="000000" w:themeColor="text1"/>
+          <w:sz w:val="26"/>
+          <w:szCs w:val="26"/>
+          <w:lang w:eastAsia="ru-RU"/>
+        </w:rPr>
+      </w:pPr>
+      <w:r>
+        <w:rPr>
+          <w:color w:val="000000" w:themeColor="text1"/>
+          <w:sz w:val="26"/>
+          <w:szCs w:val="26"/>
+          <w:lang w:eastAsia="ru-RU"/>
+        </w:rPr>
+        <w:t xml:space="preserve">      </w:t>
       </w:r>
       <w:r>
         <w:rPr>
           <w:i/>
           <w:iCs/>
-          <w:color w:val="FFA198"/>
+          <w:color w:val="000000" w:themeColor="text1"/>
           <w:sz w:val="26"/>
           <w:szCs w:val="26"/>
           <w:lang w:eastAsia="ru-RU"/>
         </w:rPr>
-        <w:t>$sum</w:t>
-      </w:r>
-      <w:r>
-        <w:rPr>
+        <w:t>avg_cost_per_km</w:t>
+      </w:r>
+      <w:r>
+        <w:rPr>
+          <w:color w:val="000000" w:themeColor="text1"/>
           <w:sz w:val="26"/>
           <w:szCs w:val="26"/>
           <w:lang w:eastAsia="ru-RU"/>
         </w:rPr>
         <w:t xml:space="preserve">: </w:t>
       </w:r>
-      <w:r>
-        <w:rPr>
-          <w:color w:val="A5D6FF"/>
+      <w:proofErr w:type="gramStart"/>
+      <w:r>
+        <w:rPr>
+          <w:color w:val="000000" w:themeColor="text1"/>
           <w:sz w:val="26"/>
           <w:szCs w:val="26"/>
           <w:lang w:eastAsia="ru-RU"/>
         </w:rPr>
-        <w:t>"$fuel_consumed_L"</w:t>
-      </w:r>
-      <w:r>
-        <w:rPr>
-          <w:sz w:val="26"/>
-          <w:szCs w:val="26"/>
-          <w:lang w:eastAsia="ru-RU"/>
-        </w:rPr>
-        <w:t xml:space="preserve"> }</w:t>
-      </w:r>
-    </w:p>
-    <w:p>
-      <w:pPr>
-        <w:pStyle w:val="Code"/>
-        <w:numPr>
-          <w:ilvl w:val="0"/>
-          <w:numId w:val="8"/>
-        </w:numPr>
-        <w:rPr>
-          <w:sz w:val="26"/>
-          <w:szCs w:val="26"/>
-          <w:lang w:eastAsia="ru-RU"/>
-        </w:rPr>
-      </w:pPr>
-      <w:r>
-        <w:rPr>
-          <w:sz w:val="26"/>
-          <w:szCs w:val="26"/>
-          <w:lang w:eastAsia="ru-RU"/>
-        </w:rPr>
-        <w:t>    }</w:t>
-      </w:r>
-    </w:p>
-    <w:p>
-      <w:pPr>
-        <w:pStyle w:val="Code"/>
-        <w:numPr>
-          <w:ilvl w:val="0"/>
-          <w:numId w:val="8"/>
-        </w:numPr>
-        <w:rPr>
-          <w:sz w:val="26"/>
-          <w:szCs w:val="26"/>
-          <w:lang w:eastAsia="ru-RU"/>
-        </w:rPr>
-      </w:pPr>
-      <w:r>
-        <w:rPr>
-          <w:sz w:val="26"/>
-          <w:szCs w:val="26"/>
-          <w:lang w:eastAsia="ru-RU"/>
-        </w:rPr>
-        <w:t>  },</w:t>
-      </w:r>
-    </w:p>
-    <w:p>
-      <w:pPr>
-        <w:pStyle w:val="Code"/>
-        <w:numPr>
-          <w:ilvl w:val="0"/>
-          <w:numId w:val="8"/>
-        </w:numPr>
-        <w:rPr>
-          <w:sz w:val="26"/>
-          <w:szCs w:val="26"/>
-          <w:lang w:eastAsia="ru-RU"/>
-        </w:rPr>
-      </w:pPr>
-      <w:r>
-        <w:rPr>
-          <w:sz w:val="26"/>
-          <w:szCs w:val="26"/>
-          <w:lang w:eastAsia="ru-RU"/>
-        </w:rPr>
-        <w:t xml:space="preserve">  { </w:t>
+        <w:t xml:space="preserve">{ </w:t>
       </w:r>
       <w:r>
         <w:rPr>
           <w:i/>
           <w:iCs/>
-          <w:color w:val="FFA198"/>
+          <w:color w:val="000000" w:themeColor="text1"/>
           <w:sz w:val="26"/>
           <w:szCs w:val="26"/>
           <w:lang w:eastAsia="ru-RU"/>
         </w:rPr>
-        <w:t>$sort</w:t>
-      </w:r>
-      <w:r>
-        <w:rPr>
-          <w:sz w:val="26"/>
-          <w:szCs w:val="26"/>
-          <w:lang w:eastAsia="ru-RU"/>
-        </w:rPr>
-        <w:t xml:space="preserve">: { </w:t>
-      </w:r>
+        <w:t>$</w:t>
+      </w:r>
+      <w:proofErr w:type="gramEnd"/>
       <w:r>
         <w:rPr>
           <w:i/>
           <w:iCs/>
-          <w:color w:val="FFA198"/>
+          <w:color w:val="000000" w:themeColor="text1"/>
           <w:sz w:val="26"/>
           <w:szCs w:val="26"/>
           <w:lang w:eastAsia="ru-RU"/>
         </w:rPr>
-        <w:t>avg_cost_per_km</w:t>
-      </w:r>
-      <w:r>
-        <w:rPr>
+        <w:t>avg</w:t>
+      </w:r>
+      <w:r>
+        <w:rPr>
+          <w:color w:val="000000" w:themeColor="text1"/>
           <w:sz w:val="26"/>
           <w:szCs w:val="26"/>
           <w:lang w:eastAsia="ru-RU"/>
         </w:rPr>
+        <w:t>: "$cost_per_km_usd</w:t>
+      </w:r>
+      <w:proofErr w:type="gramStart"/>
+      <w:r>
+        <w:rPr>
+          <w:color w:val="000000" w:themeColor="text1"/>
+          <w:sz w:val="26"/>
+          <w:szCs w:val="26"/>
+          <w:lang w:eastAsia="ru-RU"/>
+        </w:rPr>
+        <w:t>" }</w:t>
+      </w:r>
+      <w:proofErr w:type="gramEnd"/>
+      <w:r>
+        <w:rPr>
+          <w:color w:val="000000" w:themeColor="text1"/>
+          <w:sz w:val="26"/>
+          <w:szCs w:val="26"/>
+          <w:lang w:eastAsia="ru-RU"/>
+        </w:rPr>
+        <w:t>,</w:t>
+      </w:r>
+    </w:p>
+    <w:p>
+      <w:pPr>
+        <w:pStyle w:val="Code"/>
+        <w:ind w:left="720" w:firstLine="0"/>
+        <w:rPr>
+          <w:color w:val="000000" w:themeColor="text1"/>
+          <w:sz w:val="26"/>
+          <w:szCs w:val="26"/>
+          <w:lang w:eastAsia="ru-RU"/>
+        </w:rPr>
+      </w:pPr>
+      <w:r>
+        <w:rPr>
+          <w:color w:val="000000" w:themeColor="text1"/>
+          <w:sz w:val="26"/>
+          <w:szCs w:val="26"/>
+          <w:lang w:eastAsia="ru-RU"/>
+        </w:rPr>
+        <w:t xml:space="preserve">      </w:t>
+      </w:r>
+      <w:r>
+        <w:rPr>
+          <w:i/>
+          <w:iCs/>
+          <w:color w:val="000000" w:themeColor="text1"/>
+          <w:sz w:val="26"/>
+          <w:szCs w:val="26"/>
+          <w:lang w:eastAsia="ru-RU"/>
+        </w:rPr>
+        <w:t>total_fuel_L</w:t>
+      </w:r>
+      <w:r>
+        <w:rPr>
+          <w:color w:val="000000" w:themeColor="text1"/>
+          <w:sz w:val="26"/>
+          <w:szCs w:val="26"/>
+          <w:lang w:eastAsia="ru-RU"/>
+        </w:rPr>
         <w:t xml:space="preserve">: </w:t>
       </w:r>
-      <w:r>
-        <w:rPr>
-          <w:color w:val="B5CEA8"/>
+      <w:proofErr w:type="gramStart"/>
+      <w:r>
+        <w:rPr>
+          <w:color w:val="000000" w:themeColor="text1"/>
           <w:sz w:val="26"/>
           <w:szCs w:val="26"/>
           <w:lang w:eastAsia="ru-RU"/>
         </w:rPr>
-        <w:t>-1</w:t>
-      </w:r>
-      <w:r>
-        <w:rPr>
+        <w:t xml:space="preserve">{ </w:t>
+      </w:r>
+      <w:r>
+        <w:rPr>
+          <w:i/>
+          <w:iCs/>
+          <w:color w:val="000000" w:themeColor="text1"/>
           <w:sz w:val="26"/>
           <w:szCs w:val="26"/>
           <w:lang w:eastAsia="ru-RU"/>
         </w:rPr>
-        <w:t xml:space="preserve"> } }</w:t>
-      </w:r>
+        <w:t>$</w:t>
+      </w:r>
+      <w:proofErr w:type="gramEnd"/>
+      <w:r>
+        <w:rPr>
+          <w:i/>
+          <w:iCs/>
+          <w:color w:val="000000" w:themeColor="text1"/>
+          <w:sz w:val="26"/>
+          <w:szCs w:val="26"/>
+          <w:lang w:eastAsia="ru-RU"/>
+        </w:rPr>
+        <w:t>sum</w:t>
+      </w:r>
+      <w:r>
+        <w:rPr>
+          <w:color w:val="000000" w:themeColor="text1"/>
+          <w:sz w:val="26"/>
+          <w:szCs w:val="26"/>
+          <w:lang w:eastAsia="ru-RU"/>
+        </w:rPr>
+        <w:t>: "$fuel_consumed_L</w:t>
+      </w:r>
+      <w:proofErr w:type="gramStart"/>
+      <w:r>
+        <w:rPr>
+          <w:color w:val="000000" w:themeColor="text1"/>
+          <w:sz w:val="26"/>
+          <w:szCs w:val="26"/>
+          <w:lang w:eastAsia="ru-RU"/>
+        </w:rPr>
+        <w:t>" }</w:t>
+      </w:r>
+      <w:proofErr w:type="gramEnd"/>
     </w:p>
     <w:p>
       <w:pPr>
         <w:pStyle w:val="Code"/>
-        <w:numPr>
-          <w:ilvl w:val="0"/>
-          <w:numId w:val="8"/>
-        </w:numPr>
-        <w:rPr>
+        <w:ind w:left="720" w:firstLine="0"/>
+        <w:rPr>
+          <w:color w:val="000000" w:themeColor="text1"/>
           <w:sz w:val="26"/>
           <w:szCs w:val="26"/>
           <w:lang w:eastAsia="ru-RU"/>
@@ -12913,20 +13495,185 @@
       </w:pPr>
       <w:r>
         <w:rPr>
+          <w:color w:val="000000" w:themeColor="text1"/>
           <w:sz w:val="26"/>
           <w:szCs w:val="26"/>
           <w:lang w:eastAsia="ru-RU"/>
         </w:rPr>
+        <w:t>    }</w:t>
+      </w:r>
+    </w:p>
+    <w:p>
+      <w:pPr>
+        <w:pStyle w:val="Code"/>
+        <w:ind w:left="720" w:firstLine="0"/>
+        <w:rPr>
+          <w:color w:val="000000" w:themeColor="text1"/>
+          <w:sz w:val="26"/>
+          <w:szCs w:val="26"/>
+          <w:lang w:eastAsia="ru-RU"/>
+        </w:rPr>
+      </w:pPr>
+      <w:r>
+        <w:rPr>
+          <w:color w:val="000000" w:themeColor="text1"/>
+          <w:sz w:val="26"/>
+          <w:szCs w:val="26"/>
+          <w:lang w:eastAsia="ru-RU"/>
+        </w:rPr>
+        <w:t>  },</w:t>
+      </w:r>
+    </w:p>
+    <w:p>
+      <w:pPr>
+        <w:pStyle w:val="Code"/>
+        <w:ind w:left="720" w:firstLine="0"/>
+        <w:rPr>
+          <w:color w:val="000000" w:themeColor="text1"/>
+          <w:sz w:val="26"/>
+          <w:szCs w:val="26"/>
+          <w:lang w:eastAsia="ru-RU"/>
+        </w:rPr>
+      </w:pPr>
+      <w:r>
+        <w:rPr>
+          <w:color w:val="000000" w:themeColor="text1"/>
+          <w:sz w:val="26"/>
+          <w:szCs w:val="26"/>
+          <w:lang w:eastAsia="ru-RU"/>
+        </w:rPr>
+        <w:t xml:space="preserve">  </w:t>
+      </w:r>
+      <w:proofErr w:type="gramStart"/>
+      <w:r>
+        <w:rPr>
+          <w:color w:val="000000" w:themeColor="text1"/>
+          <w:sz w:val="26"/>
+          <w:szCs w:val="26"/>
+          <w:lang w:eastAsia="ru-RU"/>
+        </w:rPr>
+        <w:t xml:space="preserve">{ </w:t>
+      </w:r>
+      <w:r>
+        <w:rPr>
+          <w:i/>
+          <w:iCs/>
+          <w:color w:val="000000" w:themeColor="text1"/>
+          <w:sz w:val="26"/>
+          <w:szCs w:val="26"/>
+          <w:lang w:eastAsia="ru-RU"/>
+        </w:rPr>
+        <w:t>$</w:t>
+      </w:r>
+      <w:proofErr w:type="gramEnd"/>
+      <w:r>
+        <w:rPr>
+          <w:i/>
+          <w:iCs/>
+          <w:color w:val="000000" w:themeColor="text1"/>
+          <w:sz w:val="26"/>
+          <w:szCs w:val="26"/>
+          <w:lang w:eastAsia="ru-RU"/>
+        </w:rPr>
+        <w:t>sort</w:t>
+      </w:r>
+      <w:r>
+        <w:rPr>
+          <w:color w:val="000000" w:themeColor="text1"/>
+          <w:sz w:val="26"/>
+          <w:szCs w:val="26"/>
+          <w:lang w:eastAsia="ru-RU"/>
+        </w:rPr>
+        <w:t xml:space="preserve">: </w:t>
+      </w:r>
+      <w:proofErr w:type="gramStart"/>
+      <w:r>
+        <w:rPr>
+          <w:color w:val="000000" w:themeColor="text1"/>
+          <w:sz w:val="26"/>
+          <w:szCs w:val="26"/>
+          <w:lang w:eastAsia="ru-RU"/>
+        </w:rPr>
+        <w:t xml:space="preserve">{ </w:t>
+      </w:r>
+      <w:r>
+        <w:rPr>
+          <w:i/>
+          <w:iCs/>
+          <w:color w:val="000000" w:themeColor="text1"/>
+          <w:sz w:val="26"/>
+          <w:szCs w:val="26"/>
+          <w:lang w:eastAsia="ru-RU"/>
+        </w:rPr>
+        <w:t>avg</w:t>
+      </w:r>
+      <w:proofErr w:type="gramEnd"/>
+      <w:r>
+        <w:rPr>
+          <w:i/>
+          <w:iCs/>
+          <w:color w:val="000000" w:themeColor="text1"/>
+          <w:sz w:val="26"/>
+          <w:szCs w:val="26"/>
+          <w:lang w:eastAsia="ru-RU"/>
+        </w:rPr>
+        <w:t>_cost_per_km</w:t>
+      </w:r>
+      <w:r>
+        <w:rPr>
+          <w:color w:val="000000" w:themeColor="text1"/>
+          <w:sz w:val="26"/>
+          <w:szCs w:val="26"/>
+          <w:lang w:eastAsia="ru-RU"/>
+        </w:rPr>
+        <w:t>: -</w:t>
+      </w:r>
+      <w:proofErr w:type="gramStart"/>
+      <w:r>
+        <w:rPr>
+          <w:color w:val="000000" w:themeColor="text1"/>
+          <w:sz w:val="26"/>
+          <w:szCs w:val="26"/>
+          <w:lang w:eastAsia="ru-RU"/>
+        </w:rPr>
+        <w:t>1 }</w:t>
+      </w:r>
+      <w:proofErr w:type="gramEnd"/>
+      <w:r>
+        <w:rPr>
+          <w:color w:val="000000" w:themeColor="text1"/>
+          <w:sz w:val="26"/>
+          <w:szCs w:val="26"/>
+          <w:lang w:eastAsia="ru-RU"/>
+        </w:rPr>
+        <w:t xml:space="preserve"> }</w:t>
+      </w:r>
+    </w:p>
+    <w:p>
+      <w:pPr>
+        <w:pStyle w:val="Code"/>
+        <w:ind w:left="720" w:firstLine="0"/>
+        <w:rPr>
+          <w:color w:val="000000" w:themeColor="text1"/>
+          <w:sz w:val="26"/>
+          <w:szCs w:val="26"/>
+          <w:lang w:eastAsia="ru-RU"/>
+        </w:rPr>
+      </w:pPr>
+      <w:r>
+        <w:rPr>
+          <w:color w:val="000000" w:themeColor="text1"/>
+          <w:sz w:val="26"/>
+          <w:szCs w:val="26"/>
+          <w:lang w:eastAsia="ru-RU"/>
+        </w:rPr>
         <w:t>])</w:t>
       </w:r>
     </w:p>
     <w:p>
       <w:pPr>
         <w:pStyle w:val="a7"/>
-        <w:numPr>
-          <w:ilvl w:val="0"/>
-          <w:numId w:val="8"/>
-        </w:numPr>
+        <w:ind w:firstLine="0"/>
       </w:pPr>
     </w:p>
     <w:p>
@@ -12940,6 +13687,9 @@
         <w:jc w:val="center"/>
       </w:pPr>
       <w:r>
+        <w:rPr>
+          <w:noProof/>
+        </w:rPr>
         <w:drawing>
           <wp:inline distT="0" distB="0" distL="0" distR="0" wp14:anchorId="7EBF2A0C" wp14:editId="06BD05B9">
             <wp:extent cx="4934639" cy="5534797"/>
@@ -13124,18 +13874,6 @@
           <w:szCs w:val="24"/>
         </w:rPr>
         <w:t xml:space="preserve"> – Затраченные деньги на пройденное расстояние</w:t>
-      </w:r>
-    </w:p>
-    <w:p>
-      <w:pPr>
-        <w:pStyle w:val="a7"/>
-        <w:numPr>
-          <w:ilvl w:val="0"/>
-          <w:numId w:val="8"/>
-        </w:numPr>
-      </w:pPr>
-      <w:r>
-        <w:tab/>
       </w:r>
     </w:p>
     <w:p>
@@ -14305,7 +15043,7 @@
         <w:rFonts w:hint="default"/>
       </w:rPr>
     </w:lvl>
-    <w:lvl w:ilvl="1" w:tplc="04190019" w:tentative="1">
+    <w:lvl w:ilvl="1" w:tplc="04190019">
       <w:start w:val="1"/>
       <w:numFmt w:val="lowerLetter"/>
       <w:lvlText w:val="%2."/>
@@ -15410,6 +16148,7 @@
       <w:numPr>
         <w:ilvl w:val="1"/>
       </w:numPr>
+      <w:ind w:firstLine="709"/>
     </w:pPr>
     <w:rPr>
       <w:rFonts w:eastAsiaTheme="majorEastAsia" w:cstheme="majorBidi"/>
@@ -15836,6 +16575,17 @@
       <w14:ligatures w14:val="none"/>
     </w:rPr>
   </w:style>
+  <w:style w:type="paragraph" w:customStyle="1" w:styleId="Index">
+    <w:name w:val="Index"/>
+    <w:basedOn w:val="a"/>
+    <w:rsid w:val="00304E35"/>
+    <w:pPr>
+      <w:suppressLineNumbers/>
+    </w:pPr>
+    <w:rPr>
+      <w:rFonts w:cs="Lohit Devanagari"/>
+    </w:rPr>
+  </w:style>
 </w:styles>
 </file>
 
